--- a/proyect/wallacoin.docx
+++ b/proyect/wallacoin.docx
@@ -282,7 +282,7 @@
           <w:r>
             <w:fldChar w:fldCharType="separate"/>
           </w:r>
-          <w:hyperlink w:anchor="_Toc197801663" w:history="1">
+          <w:hyperlink w:anchor="_Toc197975375" w:history="1">
             <w:r>
               <w:rPr>
                 <w:rStyle w:val="Hipervnculo"/>
@@ -309,25 +309,7 @@
                 <w:bCs/>
                 <w:noProof/>
               </w:rPr>
-              <w:t>Introduc</w:t>
-            </w:r>
-            <w:r>
-              <w:rPr>
-                <w:rStyle w:val="Hipervnculo"/>
-                <w:b/>
-                <w:bCs/>
-                <w:noProof/>
-              </w:rPr>
-              <w:t>c</w:t>
-            </w:r>
-            <w:r>
-              <w:rPr>
-                <w:rStyle w:val="Hipervnculo"/>
-                <w:b/>
-                <w:bCs/>
-                <w:noProof/>
-              </w:rPr>
-              <w:t>ión</w:t>
+              <w:t>Introducción</w:t>
             </w:r>
             <w:r>
               <w:rPr>
@@ -348,7 +330,7 @@
                 <w:noProof/>
                 <w:webHidden/>
               </w:rPr>
-              <w:instrText xml:space="preserve"> PAGEREF _Toc197801663 \h </w:instrText>
+              <w:instrText xml:space="preserve"> PAGEREF _Toc197975375 \h </w:instrText>
             </w:r>
             <w:r>
               <w:rPr>
@@ -394,7 +376,7 @@
               <w:lang w:eastAsia="es-ES"/>
             </w:rPr>
           </w:pPr>
-          <w:hyperlink w:anchor="_Toc197801664" w:history="1">
+          <w:hyperlink w:anchor="_Toc197975376" w:history="1">
             <w:r>
               <w:rPr>
                 <w:rStyle w:val="Hipervnculo"/>
@@ -421,25 +403,7 @@
                 <w:bCs/>
                 <w:noProof/>
               </w:rPr>
-              <w:t>Licen</w:t>
-            </w:r>
-            <w:r>
-              <w:rPr>
-                <w:rStyle w:val="Hipervnculo"/>
-                <w:b/>
-                <w:bCs/>
-                <w:noProof/>
-              </w:rPr>
-              <w:t>c</w:t>
-            </w:r>
-            <w:r>
-              <w:rPr>
-                <w:rStyle w:val="Hipervnculo"/>
-                <w:b/>
-                <w:bCs/>
-                <w:noProof/>
-              </w:rPr>
-              <w:t>ia</w:t>
+              <w:t>Licencia</w:t>
             </w:r>
             <w:r>
               <w:rPr>
@@ -460,7 +424,7 @@
                 <w:noProof/>
                 <w:webHidden/>
               </w:rPr>
-              <w:instrText xml:space="preserve"> PAGEREF _Toc197801664 \h </w:instrText>
+              <w:instrText xml:space="preserve"> PAGEREF _Toc197975376 \h </w:instrText>
             </w:r>
             <w:r>
               <w:rPr>
@@ -506,7 +470,7 @@
               <w:lang w:eastAsia="es-ES"/>
             </w:rPr>
           </w:pPr>
-          <w:hyperlink w:anchor="_Toc197801665" w:history="1">
+          <w:hyperlink w:anchor="_Toc197975377" w:history="1">
             <w:r>
               <w:rPr>
                 <w:rStyle w:val="Hipervnculo"/>
@@ -533,25 +497,7 @@
                 <w:bCs/>
                 <w:noProof/>
               </w:rPr>
-              <w:t>Temp</w:t>
-            </w:r>
-            <w:r>
-              <w:rPr>
-                <w:rStyle w:val="Hipervnculo"/>
-                <w:b/>
-                <w:bCs/>
-                <w:noProof/>
-              </w:rPr>
-              <w:t>o</w:t>
-            </w:r>
-            <w:r>
-              <w:rPr>
-                <w:rStyle w:val="Hipervnculo"/>
-                <w:b/>
-                <w:bCs/>
-                <w:noProof/>
-              </w:rPr>
-              <w:t>ralización</w:t>
+              <w:t>Temporalización</w:t>
             </w:r>
             <w:r>
               <w:rPr>
@@ -572,7 +518,7 @@
                 <w:noProof/>
                 <w:webHidden/>
               </w:rPr>
-              <w:instrText xml:space="preserve"> PAGEREF _Toc197801665 \h </w:instrText>
+              <w:instrText xml:space="preserve"> PAGEREF _Toc197975377 \h </w:instrText>
             </w:r>
             <w:r>
               <w:rPr>
@@ -618,7 +564,7 @@
               <w:lang w:eastAsia="es-ES"/>
             </w:rPr>
           </w:pPr>
-          <w:hyperlink w:anchor="_Toc197801666" w:history="1">
+          <w:hyperlink w:anchor="_Toc197975378" w:history="1">
             <w:r>
               <w:rPr>
                 <w:rStyle w:val="Hipervnculo"/>
@@ -645,25 +591,7 @@
                 <w:bCs/>
                 <w:noProof/>
               </w:rPr>
-              <w:t>Life Cyc</w:t>
-            </w:r>
-            <w:r>
-              <w:rPr>
-                <w:rStyle w:val="Hipervnculo"/>
-                <w:b/>
-                <w:bCs/>
-                <w:noProof/>
-              </w:rPr>
-              <w:t>l</w:t>
-            </w:r>
-            <w:r>
-              <w:rPr>
-                <w:rStyle w:val="Hipervnculo"/>
-                <w:b/>
-                <w:bCs/>
-                <w:noProof/>
-              </w:rPr>
-              <w:t>e</w:t>
+              <w:t>Life Cycle</w:t>
             </w:r>
             <w:r>
               <w:rPr>
@@ -684,7 +612,7 @@
                 <w:noProof/>
                 <w:webHidden/>
               </w:rPr>
-              <w:instrText xml:space="preserve"> PAGEREF _Toc197801666 \h </w:instrText>
+              <w:instrText xml:space="preserve"> PAGEREF _Toc197975378 \h </w:instrText>
             </w:r>
             <w:r>
               <w:rPr>
@@ -730,7 +658,7 @@
               <w:lang w:eastAsia="es-ES"/>
             </w:rPr>
           </w:pPr>
-          <w:hyperlink w:anchor="_Toc197801667" w:history="1">
+          <w:hyperlink w:anchor="_Toc197975379" w:history="1">
             <w:r>
               <w:rPr>
                 <w:rStyle w:val="Hipervnculo"/>
@@ -778,7 +706,7 @@
                 <w:noProof/>
                 <w:webHidden/>
               </w:rPr>
-              <w:instrText xml:space="preserve"> PAGEREF _Toc197801667 \h </w:instrText>
+              <w:instrText xml:space="preserve"> PAGEREF _Toc197975379 \h </w:instrText>
             </w:r>
             <w:r>
               <w:rPr>
@@ -824,7 +752,7 @@
               <w:lang w:eastAsia="es-ES"/>
             </w:rPr>
           </w:pPr>
-          <w:hyperlink w:anchor="_Toc197801668" w:history="1">
+          <w:hyperlink w:anchor="_Toc197975380" w:history="1">
             <w:r>
               <w:rPr>
                 <w:rStyle w:val="Hipervnculo"/>
@@ -851,25 +779,7 @@
                 <w:bCs/>
                 <w:noProof/>
               </w:rPr>
-              <w:t>U</w:t>
-            </w:r>
-            <w:r>
-              <w:rPr>
-                <w:rStyle w:val="Hipervnculo"/>
-                <w:b/>
-                <w:bCs/>
-                <w:noProof/>
-              </w:rPr>
-              <w:t>M</w:t>
-            </w:r>
-            <w:r>
-              <w:rPr>
-                <w:rStyle w:val="Hipervnculo"/>
-                <w:b/>
-                <w:bCs/>
-                <w:noProof/>
-              </w:rPr>
-              <w:t>L</w:t>
+              <w:t>UML</w:t>
             </w:r>
             <w:r>
               <w:rPr>
@@ -890,7 +800,7 @@
                 <w:noProof/>
                 <w:webHidden/>
               </w:rPr>
-              <w:instrText xml:space="preserve"> PAGEREF _Toc197801668 \h </w:instrText>
+              <w:instrText xml:space="preserve"> PAGEREF _Toc197975380 \h </w:instrText>
             </w:r>
             <w:r>
               <w:rPr>
@@ -936,7 +846,7 @@
               <w:lang w:eastAsia="es-ES"/>
             </w:rPr>
           </w:pPr>
-          <w:hyperlink w:anchor="_Toc197801669" w:history="1">
+          <w:hyperlink w:anchor="_Toc197975381" w:history="1">
             <w:r>
               <w:rPr>
                 <w:rStyle w:val="Hipervnculo"/>
@@ -963,25 +873,7 @@
                 <w:bCs/>
                 <w:noProof/>
               </w:rPr>
-              <w:t>Moc</w:t>
-            </w:r>
-            <w:r>
-              <w:rPr>
-                <w:rStyle w:val="Hipervnculo"/>
-                <w:b/>
-                <w:bCs/>
-                <w:noProof/>
-              </w:rPr>
-              <w:t>k</w:t>
-            </w:r>
-            <w:r>
-              <w:rPr>
-                <w:rStyle w:val="Hipervnculo"/>
-                <w:b/>
-                <w:bCs/>
-                <w:noProof/>
-              </w:rPr>
-              <w:t>up</w:t>
+              <w:t>Mockup</w:t>
             </w:r>
             <w:r>
               <w:rPr>
@@ -1002,7 +894,7 @@
                 <w:noProof/>
                 <w:webHidden/>
               </w:rPr>
-              <w:instrText xml:space="preserve"> PAGEREF _Toc197801669 \h </w:instrText>
+              <w:instrText xml:space="preserve"> PAGEREF _Toc197975381 \h </w:instrText>
             </w:r>
             <w:r>
               <w:rPr>
@@ -1048,7 +940,7 @@
               <w:lang w:eastAsia="es-ES"/>
             </w:rPr>
           </w:pPr>
-          <w:hyperlink w:anchor="_Toc197801670" w:history="1">
+          <w:hyperlink w:anchor="_Toc197975382" w:history="1">
             <w:r>
               <w:rPr>
                 <w:rStyle w:val="Hipervnculo"/>
@@ -1075,25 +967,7 @@
                 <w:bCs/>
                 <w:noProof/>
               </w:rPr>
-              <w:t>Dis</w:t>
-            </w:r>
-            <w:r>
-              <w:rPr>
-                <w:rStyle w:val="Hipervnculo"/>
-                <w:b/>
-                <w:bCs/>
-                <w:noProof/>
-              </w:rPr>
-              <w:t>e</w:t>
-            </w:r>
-            <w:r>
-              <w:rPr>
-                <w:rStyle w:val="Hipervnculo"/>
-                <w:b/>
-                <w:bCs/>
-                <w:noProof/>
-              </w:rPr>
-              <w:t>ño</w:t>
+              <w:t>Diseño</w:t>
             </w:r>
             <w:r>
               <w:rPr>
@@ -1114,7 +988,7 @@
                 <w:noProof/>
                 <w:webHidden/>
               </w:rPr>
-              <w:instrText xml:space="preserve"> PAGEREF _Toc197801670 \h </w:instrText>
+              <w:instrText xml:space="preserve"> PAGEREF _Toc197975382 \h </w:instrText>
             </w:r>
             <w:r>
               <w:rPr>
@@ -1160,7 +1034,7 @@
               <w:lang w:eastAsia="es-ES"/>
             </w:rPr>
           </w:pPr>
-          <w:hyperlink w:anchor="_Toc197801671" w:history="1">
+          <w:hyperlink w:anchor="_Toc197975383" w:history="1">
             <w:r>
               <w:rPr>
                 <w:rStyle w:val="Hipervnculo"/>
@@ -1208,7 +1082,7 @@
                 <w:noProof/>
                 <w:webHidden/>
               </w:rPr>
-              <w:instrText xml:space="preserve"> PAGEREF _Toc197801671 \h </w:instrText>
+              <w:instrText xml:space="preserve"> PAGEREF _Toc197975383 \h </w:instrText>
             </w:r>
             <w:r>
               <w:rPr>
@@ -1254,7 +1128,7 @@
               <w:lang w:eastAsia="es-ES"/>
             </w:rPr>
           </w:pPr>
-          <w:hyperlink w:anchor="_Toc197801672" w:history="1">
+          <w:hyperlink w:anchor="_Toc197975384" w:history="1">
             <w:r>
               <w:rPr>
                 <w:rStyle w:val="Hipervnculo"/>
@@ -1302,7 +1176,7 @@
                 <w:noProof/>
                 <w:webHidden/>
               </w:rPr>
-              <w:instrText xml:space="preserve"> PAGEREF _Toc197801672 \h </w:instrText>
+              <w:instrText xml:space="preserve"> PAGEREF _Toc197975384 \h </w:instrText>
             </w:r>
             <w:r>
               <w:rPr>
@@ -1348,7 +1222,7 @@
               <w:lang w:eastAsia="es-ES"/>
             </w:rPr>
           </w:pPr>
-          <w:hyperlink w:anchor="_Toc197801673" w:history="1">
+          <w:hyperlink w:anchor="_Toc197975385" w:history="1">
             <w:r>
               <w:rPr>
                 <w:rStyle w:val="Hipervnculo"/>
@@ -1396,7 +1270,7 @@
                 <w:noProof/>
                 <w:webHidden/>
               </w:rPr>
-              <w:instrText xml:space="preserve"> PAGEREF _Toc197801673 \h </w:instrText>
+              <w:instrText xml:space="preserve"> PAGEREF _Toc197975385 \h </w:instrText>
             </w:r>
             <w:r>
               <w:rPr>
@@ -1442,7 +1316,7 @@
               <w:lang w:eastAsia="es-ES"/>
             </w:rPr>
           </w:pPr>
-          <w:hyperlink w:anchor="_Toc197801674" w:history="1">
+          <w:hyperlink w:anchor="_Toc197975386" w:history="1">
             <w:r>
               <w:rPr>
                 <w:rStyle w:val="Hipervnculo"/>
@@ -1469,25 +1343,7 @@
                 <w:bCs/>
                 <w:noProof/>
               </w:rPr>
-              <w:t>Dise</w:t>
-            </w:r>
-            <w:r>
-              <w:rPr>
-                <w:rStyle w:val="Hipervnculo"/>
-                <w:b/>
-                <w:bCs/>
-                <w:noProof/>
-              </w:rPr>
-              <w:t>ñ</w:t>
-            </w:r>
-            <w:r>
-              <w:rPr>
-                <w:rStyle w:val="Hipervnculo"/>
-                <w:b/>
-                <w:bCs/>
-                <w:noProof/>
-              </w:rPr>
-              <w:t>o gráfico</w:t>
+              <w:t>Diseño gráfico</w:t>
             </w:r>
             <w:r>
               <w:rPr>
@@ -1508,7 +1364,7 @@
                 <w:noProof/>
                 <w:webHidden/>
               </w:rPr>
-              <w:instrText xml:space="preserve"> PAGEREF _Toc197801674 \h </w:instrText>
+              <w:instrText xml:space="preserve"> PAGEREF _Toc197975386 \h </w:instrText>
             </w:r>
             <w:r>
               <w:rPr>
@@ -1554,7 +1410,7 @@
               <w:lang w:eastAsia="es-ES"/>
             </w:rPr>
           </w:pPr>
-          <w:hyperlink w:anchor="_Toc197801675" w:history="1">
+          <w:hyperlink w:anchor="_Toc197975387" w:history="1">
             <w:r>
               <w:rPr>
                 <w:rStyle w:val="Hipervnculo"/>
@@ -1602,7 +1458,7 @@
                 <w:noProof/>
                 <w:webHidden/>
               </w:rPr>
-              <w:instrText xml:space="preserve"> PAGEREF _Toc197801675 \h </w:instrText>
+              <w:instrText xml:space="preserve"> PAGEREF _Toc197975387 \h </w:instrText>
             </w:r>
             <w:r>
               <w:rPr>
@@ -1648,7 +1504,7 @@
               <w:lang w:eastAsia="es-ES"/>
             </w:rPr>
           </w:pPr>
-          <w:hyperlink w:anchor="_Toc197801676" w:history="1">
+          <w:hyperlink w:anchor="_Toc197975388" w:history="1">
             <w:r>
               <w:rPr>
                 <w:rStyle w:val="Hipervnculo"/>
@@ -1696,7 +1552,7 @@
                 <w:noProof/>
                 <w:webHidden/>
               </w:rPr>
-              <w:instrText xml:space="preserve"> PAGEREF _Toc197801676 \h </w:instrText>
+              <w:instrText xml:space="preserve"> PAGEREF _Toc197975388 \h </w:instrText>
             </w:r>
             <w:r>
               <w:rPr>
@@ -1742,7 +1598,7 @@
               <w:lang w:eastAsia="es-ES"/>
             </w:rPr>
           </w:pPr>
-          <w:hyperlink w:anchor="_Toc197801677" w:history="1">
+          <w:hyperlink w:anchor="_Toc197975389" w:history="1">
             <w:r>
               <w:rPr>
                 <w:rStyle w:val="Hipervnculo"/>
@@ -1790,7 +1646,7 @@
                 <w:noProof/>
                 <w:webHidden/>
               </w:rPr>
-              <w:instrText xml:space="preserve"> PAGEREF _Toc197801677 \h </w:instrText>
+              <w:instrText xml:space="preserve"> PAGEREF _Toc197975389 \h </w:instrText>
             </w:r>
             <w:r>
               <w:rPr>
@@ -1836,7 +1692,7 @@
               <w:lang w:eastAsia="es-ES"/>
             </w:rPr>
           </w:pPr>
-          <w:hyperlink w:anchor="_Toc197801678" w:history="1">
+          <w:hyperlink w:anchor="_Toc197975390" w:history="1">
             <w:r>
               <w:rPr>
                 <w:rStyle w:val="Hipervnculo"/>
@@ -1884,7 +1740,7 @@
                 <w:noProof/>
                 <w:webHidden/>
               </w:rPr>
-              <w:instrText xml:space="preserve"> PAGEREF _Toc197801678 \h </w:instrText>
+              <w:instrText xml:space="preserve"> PAGEREF _Toc197975390 \h </w:instrText>
             </w:r>
             <w:r>
               <w:rPr>
@@ -1930,7 +1786,7 @@
               <w:lang w:eastAsia="es-ES"/>
             </w:rPr>
           </w:pPr>
-          <w:hyperlink w:anchor="_Toc197801679" w:history="1">
+          <w:hyperlink w:anchor="_Toc197975391" w:history="1">
             <w:r>
               <w:rPr>
                 <w:rStyle w:val="Hipervnculo"/>
@@ -1957,34 +1813,7 @@
                 <w:bCs/>
                 <w:noProof/>
               </w:rPr>
-              <w:t>Herr</w:t>
-            </w:r>
-            <w:r>
-              <w:rPr>
-                <w:rStyle w:val="Hipervnculo"/>
-                <w:b/>
-                <w:bCs/>
-                <w:noProof/>
-              </w:rPr>
-              <w:t>a</w:t>
-            </w:r>
-            <w:r>
-              <w:rPr>
-                <w:rStyle w:val="Hipervnculo"/>
-                <w:b/>
-                <w:bCs/>
-                <w:noProof/>
-              </w:rPr>
-              <w:t>m</w:t>
-            </w:r>
-            <w:r>
-              <w:rPr>
-                <w:rStyle w:val="Hipervnculo"/>
-                <w:b/>
-                <w:bCs/>
-                <w:noProof/>
-              </w:rPr>
-              <w:t>ientas y tecnologías empleadas</w:t>
+              <w:t>Herramientas y tecnologías empleadas</w:t>
             </w:r>
             <w:r>
               <w:rPr>
@@ -2005,7 +1834,7 @@
                 <w:noProof/>
                 <w:webHidden/>
               </w:rPr>
-              <w:instrText xml:space="preserve"> PAGEREF _Toc197801679 \h </w:instrText>
+              <w:instrText xml:space="preserve"> PAGEREF _Toc197975391 \h </w:instrText>
             </w:r>
             <w:r>
               <w:rPr>
@@ -2051,7 +1880,7 @@
               <w:lang w:eastAsia="es-ES"/>
             </w:rPr>
           </w:pPr>
-          <w:hyperlink w:anchor="_Toc197801680" w:history="1">
+          <w:hyperlink w:anchor="_Toc197975392" w:history="1">
             <w:r>
               <w:rPr>
                 <w:rStyle w:val="Hipervnculo"/>
@@ -2099,7 +1928,7 @@
                 <w:noProof/>
                 <w:webHidden/>
               </w:rPr>
-              <w:instrText xml:space="preserve"> PAGEREF _Toc197801680 \h </w:instrText>
+              <w:instrText xml:space="preserve"> PAGEREF _Toc197975392 \h </w:instrText>
             </w:r>
             <w:r>
               <w:rPr>
@@ -2145,7 +1974,7 @@
               <w:lang w:eastAsia="es-ES"/>
             </w:rPr>
           </w:pPr>
-          <w:hyperlink w:anchor="_Toc197801681" w:history="1">
+          <w:hyperlink w:anchor="_Toc197975393" w:history="1">
             <w:r>
               <w:rPr>
                 <w:rStyle w:val="Hipervnculo"/>
@@ -2193,7 +2022,7 @@
                 <w:noProof/>
                 <w:webHidden/>
               </w:rPr>
-              <w:instrText xml:space="preserve"> PAGEREF _Toc197801681 \h </w:instrText>
+              <w:instrText xml:space="preserve"> PAGEREF _Toc197975393 \h </w:instrText>
             </w:r>
             <w:r>
               <w:rPr>
@@ -2239,7 +2068,7 @@
               <w:lang w:eastAsia="es-ES"/>
             </w:rPr>
           </w:pPr>
-          <w:hyperlink w:anchor="_Toc197801682" w:history="1">
+          <w:hyperlink w:anchor="_Toc197975394" w:history="1">
             <w:r>
               <w:rPr>
                 <w:rStyle w:val="Hipervnculo"/>
@@ -2287,7 +2116,7 @@
                 <w:noProof/>
                 <w:webHidden/>
               </w:rPr>
-              <w:instrText xml:space="preserve"> PAGEREF _Toc197801682 \h </w:instrText>
+              <w:instrText xml:space="preserve"> PAGEREF _Toc197975394 \h </w:instrText>
             </w:r>
             <w:r>
               <w:rPr>
@@ -2333,7 +2162,7 @@
               <w:lang w:eastAsia="es-ES"/>
             </w:rPr>
           </w:pPr>
-          <w:hyperlink w:anchor="_Toc197801683" w:history="1">
+          <w:hyperlink w:anchor="_Toc197975395" w:history="1">
             <w:r>
               <w:rPr>
                 <w:rStyle w:val="Hipervnculo"/>
@@ -2381,7 +2210,7 @@
                 <w:noProof/>
                 <w:webHidden/>
               </w:rPr>
-              <w:instrText xml:space="preserve"> PAGEREF _Toc197801683 \h </w:instrText>
+              <w:instrText xml:space="preserve"> PAGEREF _Toc197975395 \h </w:instrText>
             </w:r>
             <w:r>
               <w:rPr>
@@ -2427,7 +2256,7 @@
               <w:lang w:eastAsia="es-ES"/>
             </w:rPr>
           </w:pPr>
-          <w:hyperlink w:anchor="_Toc197801684" w:history="1">
+          <w:hyperlink w:anchor="_Toc197975396" w:history="1">
             <w:r>
               <w:rPr>
                 <w:rStyle w:val="Hipervnculo"/>
@@ -2475,7 +2304,7 @@
                 <w:noProof/>
                 <w:webHidden/>
               </w:rPr>
-              <w:instrText xml:space="preserve"> PAGEREF _Toc197801684 \h </w:instrText>
+              <w:instrText xml:space="preserve"> PAGEREF _Toc197975396 \h </w:instrText>
             </w:r>
             <w:r>
               <w:rPr>
@@ -2521,7 +2350,7 @@
               <w:lang w:eastAsia="es-ES"/>
             </w:rPr>
           </w:pPr>
-          <w:hyperlink w:anchor="_Toc197801685" w:history="1">
+          <w:hyperlink w:anchor="_Toc197975397" w:history="1">
             <w:r>
               <w:rPr>
                 <w:rStyle w:val="Hipervnculo"/>
@@ -2569,7 +2398,7 @@
                 <w:noProof/>
                 <w:webHidden/>
               </w:rPr>
-              <w:instrText xml:space="preserve"> PAGEREF _Toc197801685 \h </w:instrText>
+              <w:instrText xml:space="preserve"> PAGEREF _Toc197975397 \h </w:instrText>
             </w:r>
             <w:r>
               <w:rPr>
@@ -2615,7 +2444,7 @@
               <w:lang w:eastAsia="es-ES"/>
             </w:rPr>
           </w:pPr>
-          <w:hyperlink w:anchor="_Toc197801686" w:history="1">
+          <w:hyperlink w:anchor="_Toc197975398" w:history="1">
             <w:r>
               <w:rPr>
                 <w:rStyle w:val="Hipervnculo"/>
@@ -2663,7 +2492,7 @@
                 <w:noProof/>
                 <w:webHidden/>
               </w:rPr>
-              <w:instrText xml:space="preserve"> PAGEREF _Toc197801686 \h </w:instrText>
+              <w:instrText xml:space="preserve"> PAGEREF _Toc197975398 \h </w:instrText>
             </w:r>
             <w:r>
               <w:rPr>
@@ -2709,7 +2538,7 @@
               <w:lang w:eastAsia="es-ES"/>
             </w:rPr>
           </w:pPr>
-          <w:hyperlink w:anchor="_Toc197801687" w:history="1">
+          <w:hyperlink w:anchor="_Toc197975399" w:history="1">
             <w:r>
               <w:rPr>
                 <w:rStyle w:val="Hipervnculo"/>
@@ -2757,7 +2586,7 @@
                 <w:noProof/>
                 <w:webHidden/>
               </w:rPr>
-              <w:instrText xml:space="preserve"> PAGEREF _Toc197801687 \h </w:instrText>
+              <w:instrText xml:space="preserve"> PAGEREF _Toc197975399 \h </w:instrText>
             </w:r>
             <w:r>
               <w:rPr>
@@ -2803,7 +2632,7 @@
               <w:lang w:eastAsia="es-ES"/>
             </w:rPr>
           </w:pPr>
-          <w:hyperlink w:anchor="_Toc197801688" w:history="1">
+          <w:hyperlink w:anchor="_Toc197975400" w:history="1">
             <w:r>
               <w:rPr>
                 <w:rStyle w:val="Hipervnculo"/>
@@ -2851,7 +2680,7 @@
                 <w:noProof/>
                 <w:webHidden/>
               </w:rPr>
-              <w:instrText xml:space="preserve"> PAGEREF _Toc197801688 \h </w:instrText>
+              <w:instrText xml:space="preserve"> PAGEREF _Toc197975400 \h </w:instrText>
             </w:r>
             <w:r>
               <w:rPr>
@@ -2897,7 +2726,7 @@
               <w:lang w:eastAsia="es-ES"/>
             </w:rPr>
           </w:pPr>
-          <w:hyperlink w:anchor="_Toc197801689" w:history="1">
+          <w:hyperlink w:anchor="_Toc197975401" w:history="1">
             <w:r>
               <w:rPr>
                 <w:rStyle w:val="Hipervnculo"/>
@@ -2945,7 +2774,7 @@
                 <w:noProof/>
                 <w:webHidden/>
               </w:rPr>
-              <w:instrText xml:space="preserve"> PAGEREF _Toc197801689 \h </w:instrText>
+              <w:instrText xml:space="preserve"> PAGEREF _Toc197975401 \h </w:instrText>
             </w:r>
             <w:r>
               <w:rPr>
@@ -2991,7 +2820,7 @@
               <w:lang w:eastAsia="es-ES"/>
             </w:rPr>
           </w:pPr>
-          <w:hyperlink w:anchor="_Toc197801690" w:history="1">
+          <w:hyperlink w:anchor="_Toc197975402" w:history="1">
             <w:r>
               <w:rPr>
                 <w:rStyle w:val="Hipervnculo"/>
@@ -3039,7 +2868,7 @@
                 <w:noProof/>
                 <w:webHidden/>
               </w:rPr>
-              <w:instrText xml:space="preserve"> PAGEREF _Toc197801690 \h </w:instrText>
+              <w:instrText xml:space="preserve"> PAGEREF _Toc197975402 \h </w:instrText>
             </w:r>
             <w:r>
               <w:rPr>
@@ -3085,7 +2914,7 @@
               <w:lang w:eastAsia="es-ES"/>
             </w:rPr>
           </w:pPr>
-          <w:hyperlink w:anchor="_Toc197801691" w:history="1">
+          <w:hyperlink w:anchor="_Toc197975403" w:history="1">
             <w:r>
               <w:rPr>
                 <w:rStyle w:val="Hipervnculo"/>
@@ -3133,7 +2962,7 @@
                 <w:noProof/>
                 <w:webHidden/>
               </w:rPr>
-              <w:instrText xml:space="preserve"> PAGEREF _Toc197801691 \h </w:instrText>
+              <w:instrText xml:space="preserve"> PAGEREF _Toc197975403 \h </w:instrText>
             </w:r>
             <w:r>
               <w:rPr>
@@ -3179,7 +3008,7 @@
               <w:lang w:eastAsia="es-ES"/>
             </w:rPr>
           </w:pPr>
-          <w:hyperlink w:anchor="_Toc197801692" w:history="1">
+          <w:hyperlink w:anchor="_Toc197975404" w:history="1">
             <w:r>
               <w:rPr>
                 <w:rStyle w:val="Hipervnculo"/>
@@ -3206,7 +3035,25 @@
                 <w:bCs/>
                 <w:noProof/>
               </w:rPr>
-              <w:t>Propuestas de mejora</w:t>
+              <w:t>Propuestas de m</w:t>
+            </w:r>
+            <w:r>
+              <w:rPr>
+                <w:rStyle w:val="Hipervnculo"/>
+                <w:b/>
+                <w:bCs/>
+                <w:noProof/>
+              </w:rPr>
+              <w:t>e</w:t>
+            </w:r>
+            <w:r>
+              <w:rPr>
+                <w:rStyle w:val="Hipervnculo"/>
+                <w:b/>
+                <w:bCs/>
+                <w:noProof/>
+              </w:rPr>
+              <w:t>jora</w:t>
             </w:r>
             <w:r>
               <w:rPr>
@@ -3227,7 +3074,7 @@
                 <w:noProof/>
                 <w:webHidden/>
               </w:rPr>
-              <w:instrText xml:space="preserve"> PAGEREF _Toc197801692 \h </w:instrText>
+              <w:instrText xml:space="preserve"> PAGEREF _Toc197975404 \h </w:instrText>
             </w:r>
             <w:r>
               <w:rPr>
@@ -3273,7 +3120,7 @@
               <w:lang w:eastAsia="es-ES"/>
             </w:rPr>
           </w:pPr>
-          <w:hyperlink w:anchor="_Toc197801693" w:history="1">
+          <w:hyperlink w:anchor="_Toc197975405" w:history="1">
             <w:r>
               <w:rPr>
                 <w:rStyle w:val="Hipervnculo"/>
@@ -3321,7 +3168,7 @@
                 <w:noProof/>
                 <w:webHidden/>
               </w:rPr>
-              <w:instrText xml:space="preserve"> PAGEREF _Toc197801693 \h </w:instrText>
+              <w:instrText xml:space="preserve"> PAGEREF _Toc197975405 \h </w:instrText>
             </w:r>
             <w:r>
               <w:rPr>
@@ -3367,7 +3214,7 @@
               <w:lang w:eastAsia="es-ES"/>
             </w:rPr>
           </w:pPr>
-          <w:hyperlink w:anchor="_Toc197801694" w:history="1">
+          <w:hyperlink w:anchor="_Toc197975406" w:history="1">
             <w:r>
               <w:rPr>
                 <w:rStyle w:val="Hipervnculo"/>
@@ -3394,8 +3241,74 @@
                 <w:bCs/>
                 <w:noProof/>
               </w:rPr>
-              <w:t xml:space="preserve">Puntos </w:t>
-            </w:r>
+              <w:t>Puntos a destacar del proyecto</w:t>
+            </w:r>
+            <w:r>
+              <w:rPr>
+                <w:noProof/>
+                <w:webHidden/>
+              </w:rPr>
+              <w:tab/>
+            </w:r>
+            <w:r>
+              <w:rPr>
+                <w:noProof/>
+                <w:webHidden/>
+              </w:rPr>
+              <w:fldChar w:fldCharType="begin"/>
+            </w:r>
+            <w:r>
+              <w:rPr>
+                <w:noProof/>
+                <w:webHidden/>
+              </w:rPr>
+              <w:instrText xml:space="preserve"> PAGEREF _Toc197975406 \h </w:instrText>
+            </w:r>
+            <w:r>
+              <w:rPr>
+                <w:noProof/>
+                <w:webHidden/>
+              </w:rPr>
+            </w:r>
+            <w:r>
+              <w:rPr>
+                <w:noProof/>
+                <w:webHidden/>
+              </w:rPr>
+              <w:fldChar w:fldCharType="separate"/>
+            </w:r>
+            <w:r>
+              <w:rPr>
+                <w:noProof/>
+                <w:webHidden/>
+              </w:rPr>
+              <w:t>58</w:t>
+            </w:r>
+            <w:r>
+              <w:rPr>
+                <w:noProof/>
+                <w:webHidden/>
+              </w:rPr>
+              <w:fldChar w:fldCharType="end"/>
+            </w:r>
+          </w:hyperlink>
+        </w:p>
+        <w:p>
+          <w:pPr>
+            <w:pStyle w:val="TDC1"/>
+            <w:tabs>
+              <w:tab w:val="left" w:pos="720"/>
+              <w:tab w:val="right" w:leader="dot" w:pos="8494"/>
+            </w:tabs>
+            <w:rPr>
+              <w:rFonts w:asciiTheme="minorHAnsi" w:eastAsiaTheme="minorEastAsia" w:hAnsiTheme="minorHAnsi" w:cstheme="minorBidi"/>
+              <w:noProof/>
+              <w:sz w:val="24"/>
+              <w:szCs w:val="24"/>
+              <w:lang w:eastAsia="es-ES"/>
+            </w:rPr>
+          </w:pPr>
+          <w:hyperlink w:anchor="_Toc197975407" w:history="1">
             <w:r>
               <w:rPr>
                 <w:rStyle w:val="Hipervnculo"/>
@@ -3403,7 +3316,17 @@
                 <w:bCs/>
                 <w:noProof/>
               </w:rPr>
-              <w:t>a</w:t>
+              <w:t>10.</w:t>
+            </w:r>
+            <w:r>
+              <w:rPr>
+                <w:rFonts w:asciiTheme="minorHAnsi" w:eastAsiaTheme="minorEastAsia" w:hAnsiTheme="minorHAnsi" w:cstheme="minorBidi"/>
+                <w:noProof/>
+                <w:sz w:val="24"/>
+                <w:szCs w:val="24"/>
+                <w:lang w:eastAsia="es-ES"/>
+              </w:rPr>
+              <w:tab/>
             </w:r>
             <w:r>
               <w:rPr>
@@ -3412,7 +3335,25 @@
                 <w:bCs/>
                 <w:noProof/>
               </w:rPr>
-              <w:t xml:space="preserve"> destacar del proyecto</w:t>
+              <w:t>Biblio</w:t>
+            </w:r>
+            <w:r>
+              <w:rPr>
+                <w:rStyle w:val="Hipervnculo"/>
+                <w:b/>
+                <w:bCs/>
+                <w:noProof/>
+              </w:rPr>
+              <w:t>g</w:t>
+            </w:r>
+            <w:r>
+              <w:rPr>
+                <w:rStyle w:val="Hipervnculo"/>
+                <w:b/>
+                <w:bCs/>
+                <w:noProof/>
+              </w:rPr>
+              <w:t>rafía</w:t>
             </w:r>
             <w:r>
               <w:rPr>
@@ -3433,7 +3374,7 @@
                 <w:noProof/>
                 <w:webHidden/>
               </w:rPr>
-              <w:instrText xml:space="preserve"> PAGEREF _Toc197801694 \h </w:instrText>
+              <w:instrText xml:space="preserve"> PAGEREF _Toc197975407 \h </w:instrText>
             </w:r>
             <w:r>
               <w:rPr>
@@ -3453,7 +3394,7 @@
                 <w:noProof/>
                 <w:webHidden/>
               </w:rPr>
-              <w:t>58</w:t>
+              <w:t>60</w:t>
             </w:r>
             <w:r>
               <w:rPr>
@@ -3503,7 +3444,7 @@
         </w:rPr>
       </w:pPr>
       <w:hyperlink w:anchor="Indice" w:history="1">
-        <w:bookmarkStart w:id="1" w:name="_Toc197801663"/>
+        <w:bookmarkStart w:id="1" w:name="_Toc197975375"/>
         <w:r>
           <w:rPr>
             <w:rStyle w:val="Hipervnculo"/>
@@ -3514,8 +3455,267 @@
             <w:szCs w:val="32"/>
             <w:u w:val="none"/>
           </w:rPr>
-          <w:t>Intr</w:t>
+          <w:t>Introducción</w:t>
         </w:r>
+        <w:bookmarkEnd w:id="1"/>
+      </w:hyperlink>
+    </w:p>
+    <w:p>
+      <w:pPr>
+        <w:spacing w:line="360" w:lineRule="auto"/>
+        <w:ind w:left="708"/>
+        <w:jc w:val="both"/>
+      </w:pPr>
+      <w:proofErr w:type="spellStart"/>
+      <w:r>
+        <w:t>Wallacoin</w:t>
+      </w:r>
+      <w:proofErr w:type="spellEnd"/>
+      <w:r>
+        <w:t xml:space="preserve"> es una aplicación web que conecta a compradores con vendedores de bitcoin para que puedan intercambiar su criptomoneda por dinero fiduciario (dólares, euros, libras, yenes…)</w:t>
+      </w:r>
+      <w:r>
+        <w:t xml:space="preserve"> en efectivo, de manera anónima y sin esperas.</w:t>
+      </w:r>
+    </w:p>
+    <w:p>
+      <w:pPr>
+        <w:spacing w:line="360" w:lineRule="auto"/>
+        <w:ind w:left="708"/>
+        <w:jc w:val="both"/>
+      </w:pPr>
+    </w:p>
+    <w:p>
+      <w:pPr>
+        <w:spacing w:line="360" w:lineRule="auto"/>
+        <w:ind w:left="708"/>
+        <w:jc w:val="both"/>
+        <w:rPr>
+          <w:b/>
+          <w:bCs/>
+        </w:rPr>
+      </w:pPr>
+      <w:r>
+        <w:rPr>
+          <w:b/>
+          <w:bCs/>
+        </w:rPr>
+        <w:t xml:space="preserve">¿Qué aporta realmente </w:t>
+      </w:r>
+      <w:proofErr w:type="spellStart"/>
+      <w:r>
+        <w:rPr>
+          <w:b/>
+          <w:bCs/>
+        </w:rPr>
+        <w:t>Wallacoin</w:t>
+      </w:r>
+      <w:proofErr w:type="spellEnd"/>
+      <w:r>
+        <w:rPr>
+          <w:b/>
+          <w:bCs/>
+        </w:rPr>
+        <w:t>?</w:t>
+      </w:r>
+    </w:p>
+    <w:p>
+      <w:pPr>
+        <w:spacing w:line="360" w:lineRule="auto"/>
+        <w:ind w:left="708"/>
+        <w:jc w:val="both"/>
+      </w:pPr>
+      <w:r>
+        <w:t xml:space="preserve">Existen otras plataformas para intercambiar criptomonedas en efectivo; sin embargo, </w:t>
+      </w:r>
+      <w:proofErr w:type="spellStart"/>
+      <w:r>
+        <w:t>Wallacoin</w:t>
+      </w:r>
+      <w:proofErr w:type="spellEnd"/>
+      <w:r>
+        <w:t xml:space="preserve"> destaca al lograr que una transacción ordinaria dentro de la blockchain (</w:t>
+      </w:r>
+      <w:proofErr w:type="spellStart"/>
+      <w:r>
+        <w:t>tx</w:t>
+      </w:r>
+      <w:proofErr w:type="spellEnd"/>
+      <w:r>
+        <w:t xml:space="preserve"> </w:t>
+      </w:r>
+      <w:proofErr w:type="spellStart"/>
+      <w:r>
+        <w:t>onchain</w:t>
+      </w:r>
+      <w:proofErr w:type="spellEnd"/>
+      <w:r>
+        <w:t>), que normalmente tarda</w:t>
+      </w:r>
+      <w:r>
+        <w:t>ría</w:t>
+      </w:r>
+      <w:r>
+        <w:t xml:space="preserve"> alrededor de 10 minutos por el proceso de minería, </w:t>
+      </w:r>
+      <w:r>
+        <w:t>¡</w:t>
+      </w:r>
+      <w:r>
+        <w:t xml:space="preserve">sea </w:t>
+      </w:r>
+      <w:r>
+        <w:t>inmediata!</w:t>
+      </w:r>
+    </w:p>
+    <w:p>
+      <w:pPr>
+        <w:spacing w:line="360" w:lineRule="auto"/>
+        <w:ind w:left="708"/>
+        <w:jc w:val="both"/>
+      </w:pPr>
+    </w:p>
+    <w:p>
+      <w:pPr>
+        <w:spacing w:line="360" w:lineRule="auto"/>
+        <w:ind w:left="708"/>
+        <w:jc w:val="both"/>
+      </w:pPr>
+      <w:r>
+        <w:t>Gracias a esto, los usuarios pueden intercambiar bitcoins entre particulares sin esperas, preservando totalmente el anonimato inherente al mundo de las criptomonedas.</w:t>
+      </w:r>
+    </w:p>
+    <w:p>
+      <w:pPr>
+        <w:spacing w:line="360" w:lineRule="auto"/>
+        <w:ind w:left="708"/>
+        <w:jc w:val="both"/>
+      </w:pPr>
+    </w:p>
+    <w:p>
+      <w:pPr>
+        <w:spacing w:line="360" w:lineRule="auto"/>
+        <w:ind w:left="708"/>
+        <w:jc w:val="center"/>
+        <w:rPr>
+          <w:b/>
+          <w:bCs/>
+          <w:color w:val="330072"/>
+        </w:rPr>
+      </w:pPr>
+      <w:r>
+        <w:rPr>
+          <w:b/>
+          <w:bCs/>
+          <w:color w:val="330072"/>
+        </w:rPr>
+        <w:t>¡Créate una cuenta de correo</w:t>
+      </w:r>
+    </w:p>
+    <w:p>
+      <w:pPr>
+        <w:spacing w:line="360" w:lineRule="auto"/>
+        <w:ind w:left="708"/>
+        <w:jc w:val="center"/>
+        <w:rPr>
+          <w:b/>
+          <w:bCs/>
+          <w:color w:val="330072"/>
+        </w:rPr>
+      </w:pPr>
+      <w:r>
+        <w:rPr>
+          <w:b/>
+          <w:bCs/>
+          <w:color w:val="330072"/>
+        </w:rPr>
+        <w:t>y</w:t>
+      </w:r>
+    </w:p>
+    <w:p>
+      <w:pPr>
+        <w:spacing w:line="360" w:lineRule="auto"/>
+        <w:ind w:left="708"/>
+        <w:jc w:val="center"/>
+        <w:rPr>
+          <w:b/>
+          <w:bCs/>
+          <w:color w:val="330072"/>
+        </w:rPr>
+      </w:pPr>
+      <w:r>
+        <w:rPr>
+          <w:b/>
+          <w:bCs/>
+          <w:color w:val="330072"/>
+        </w:rPr>
+        <w:t>adquiere tus primeros bitcoins de manera anónima e instantánea!</w:t>
+      </w:r>
+    </w:p>
+    <w:p>
+      <w:pPr>
+        <w:spacing w:line="360" w:lineRule="auto"/>
+        <w:ind w:left="708"/>
+        <w:jc w:val="center"/>
+        <w:rPr>
+          <w:b/>
+          <w:bCs/>
+        </w:rPr>
+      </w:pPr>
+    </w:p>
+    <w:p>
+      <w:pPr>
+        <w:spacing w:line="360" w:lineRule="auto"/>
+        <w:ind w:left="708"/>
+        <w:jc w:val="center"/>
+        <w:rPr>
+          <w:b/>
+          <w:bCs/>
+          <w:color w:val="DF1995"/>
+        </w:rPr>
+      </w:pPr>
+      <w:r>
+        <w:rPr>
+          <w:b/>
+          <w:bCs/>
+          <w:color w:val="DF1995"/>
+        </w:rPr>
+        <w:t>¿Qué más se puede pedir?</w:t>
+      </w:r>
+    </w:p>
+    <w:p>
+      <w:pPr>
+        <w:rPr>
+          <w:b/>
+          <w:bCs/>
+        </w:rPr>
+      </w:pPr>
+      <w:r>
+        <w:rPr>
+          <w:b/>
+          <w:bCs/>
+        </w:rPr>
+        <w:br w:type="page"/>
+      </w:r>
+    </w:p>
+    <w:p>
+      <w:pPr>
+        <w:pStyle w:val="Prrafodelista"/>
+        <w:numPr>
+          <w:ilvl w:val="0"/>
+          <w:numId w:val="1"/>
+        </w:numPr>
+        <w:spacing w:line="360" w:lineRule="auto"/>
+        <w:outlineLvl w:val="0"/>
+        <w:rPr>
+          <w:b/>
+          <w:bCs/>
+          <w:sz w:val="32"/>
+          <w:szCs w:val="32"/>
+        </w:rPr>
+      </w:pPr>
+      <w:hyperlink w:anchor="Indice" w:history="1">
+        <w:bookmarkStart w:id="2" w:name="_Toc197975376"/>
         <w:r>
           <w:rPr>
             <w:rStyle w:val="Hipervnculo"/>
@@ -3526,314 +3726,7 @@
             <w:szCs w:val="32"/>
             <w:u w:val="none"/>
           </w:rPr>
-          <w:t>o</w:t>
-        </w:r>
-        <w:r>
-          <w:rPr>
-            <w:rStyle w:val="Hipervnculo"/>
-            <w:b/>
-            <w:bCs/>
-            <w:color w:val="auto"/>
-            <w:sz w:val="32"/>
-            <w:szCs w:val="32"/>
-            <w:u w:val="none"/>
-          </w:rPr>
-          <w:t>ducción</w:t>
-        </w:r>
-        <w:bookmarkEnd w:id="1"/>
-      </w:hyperlink>
-    </w:p>
-    <w:p>
-      <w:pPr>
-        <w:spacing w:line="360" w:lineRule="auto"/>
-        <w:ind w:left="708"/>
-        <w:jc w:val="both"/>
-      </w:pPr>
-      <w:proofErr w:type="spellStart"/>
-      <w:r>
-        <w:t>Wallacoin</w:t>
-      </w:r>
-      <w:proofErr w:type="spellEnd"/>
-      <w:r>
-        <w:t xml:space="preserve"> es una aplicación web que conecta a compradores con vendedores de bitcoin para que puedan intercambiar su criptomoneda por dinero fiduciario (dólares, euros, libras, yenes…)</w:t>
-      </w:r>
-      <w:r>
-        <w:t xml:space="preserve"> en efectivo, de manera anónima y sin esperas.</w:t>
-      </w:r>
-    </w:p>
-    <w:p>
-      <w:pPr>
-        <w:spacing w:line="360" w:lineRule="auto"/>
-        <w:ind w:left="708"/>
-        <w:jc w:val="both"/>
-      </w:pPr>
-    </w:p>
-    <w:p>
-      <w:pPr>
-        <w:spacing w:line="360" w:lineRule="auto"/>
-        <w:ind w:left="708"/>
-        <w:jc w:val="both"/>
-        <w:rPr>
-          <w:b/>
-          <w:bCs/>
-        </w:rPr>
-      </w:pPr>
-      <w:r>
-        <w:rPr>
-          <w:b/>
-          <w:bCs/>
-        </w:rPr>
-        <w:t xml:space="preserve">¿Qué aporta realmente </w:t>
-      </w:r>
-      <w:proofErr w:type="spellStart"/>
-      <w:r>
-        <w:rPr>
-          <w:b/>
-          <w:bCs/>
-        </w:rPr>
-        <w:t>Wallacoin</w:t>
-      </w:r>
-      <w:proofErr w:type="spellEnd"/>
-      <w:r>
-        <w:rPr>
-          <w:b/>
-          <w:bCs/>
-        </w:rPr>
-        <w:t>?</w:t>
-      </w:r>
-    </w:p>
-    <w:p>
-      <w:pPr>
-        <w:spacing w:line="360" w:lineRule="auto"/>
-        <w:ind w:left="708"/>
-        <w:jc w:val="both"/>
-      </w:pPr>
-      <w:r>
-        <w:t xml:space="preserve">Existen otras plataformas para intercambiar criptomonedas en efectivo; sin embargo, </w:t>
-      </w:r>
-      <w:proofErr w:type="spellStart"/>
-      <w:r>
-        <w:t>Wallacoin</w:t>
-      </w:r>
-      <w:proofErr w:type="spellEnd"/>
-      <w:r>
-        <w:t xml:space="preserve"> destaca al lograr que una transacción ordinaria dentro de la blockchain (</w:t>
-      </w:r>
-      <w:proofErr w:type="spellStart"/>
-      <w:r>
-        <w:t>tx</w:t>
-      </w:r>
-      <w:proofErr w:type="spellEnd"/>
-      <w:r>
-        <w:t xml:space="preserve"> </w:t>
-      </w:r>
-      <w:proofErr w:type="spellStart"/>
-      <w:r>
-        <w:t>onchain</w:t>
-      </w:r>
-      <w:proofErr w:type="spellEnd"/>
-      <w:r>
-        <w:t>), que normalmente tarda</w:t>
-      </w:r>
-      <w:r>
-        <w:t>ría</w:t>
-      </w:r>
-      <w:r>
-        <w:t xml:space="preserve"> alrededor de 10 minutos por el proceso de minería, </w:t>
-      </w:r>
-      <w:r>
-        <w:t>¡</w:t>
-      </w:r>
-      <w:r>
-        <w:t xml:space="preserve">sea </w:t>
-      </w:r>
-      <w:r>
-        <w:t>inmediata!</w:t>
-      </w:r>
-    </w:p>
-    <w:p>
-      <w:pPr>
-        <w:spacing w:line="360" w:lineRule="auto"/>
-        <w:ind w:left="708"/>
-        <w:jc w:val="both"/>
-      </w:pPr>
-    </w:p>
-    <w:p>
-      <w:pPr>
-        <w:spacing w:line="360" w:lineRule="auto"/>
-        <w:ind w:left="708"/>
-        <w:jc w:val="both"/>
-      </w:pPr>
-      <w:r>
-        <w:t>Gracias a esto, los usuarios pueden intercambiar bitcoins entre particulares sin esperas, preservando totalmente el anonimato inherente al mundo de las criptomonedas.</w:t>
-      </w:r>
-    </w:p>
-    <w:p>
-      <w:pPr>
-        <w:spacing w:line="360" w:lineRule="auto"/>
-        <w:ind w:left="708"/>
-        <w:jc w:val="both"/>
-      </w:pPr>
-    </w:p>
-    <w:p>
-      <w:pPr>
-        <w:spacing w:line="360" w:lineRule="auto"/>
-        <w:ind w:left="708"/>
-        <w:jc w:val="center"/>
-        <w:rPr>
-          <w:b/>
-          <w:bCs/>
-          <w:color w:val="330072"/>
-        </w:rPr>
-      </w:pPr>
-      <w:r>
-        <w:rPr>
-          <w:b/>
-          <w:bCs/>
-          <w:color w:val="330072"/>
-        </w:rPr>
-        <w:t>¡Créate una cuenta de correo</w:t>
-      </w:r>
-    </w:p>
-    <w:p>
-      <w:pPr>
-        <w:spacing w:line="360" w:lineRule="auto"/>
-        <w:ind w:left="708"/>
-        <w:jc w:val="center"/>
-        <w:rPr>
-          <w:b/>
-          <w:bCs/>
-          <w:color w:val="330072"/>
-        </w:rPr>
-      </w:pPr>
-      <w:r>
-        <w:rPr>
-          <w:b/>
-          <w:bCs/>
-          <w:color w:val="330072"/>
-        </w:rPr>
-        <w:t>y</w:t>
-      </w:r>
-    </w:p>
-    <w:p>
-      <w:pPr>
-        <w:spacing w:line="360" w:lineRule="auto"/>
-        <w:ind w:left="708"/>
-        <w:jc w:val="center"/>
-        <w:rPr>
-          <w:b/>
-          <w:bCs/>
-          <w:color w:val="330072"/>
-        </w:rPr>
-      </w:pPr>
-      <w:r>
-        <w:rPr>
-          <w:b/>
-          <w:bCs/>
-          <w:color w:val="330072"/>
-        </w:rPr>
-        <w:t>adquiere tus primeros bitcoins de manera anónima e instantánea!</w:t>
-      </w:r>
-    </w:p>
-    <w:p>
-      <w:pPr>
-        <w:spacing w:line="360" w:lineRule="auto"/>
-        <w:ind w:left="708"/>
-        <w:jc w:val="center"/>
-        <w:rPr>
-          <w:b/>
-          <w:bCs/>
-        </w:rPr>
-      </w:pPr>
-    </w:p>
-    <w:p>
-      <w:pPr>
-        <w:spacing w:line="360" w:lineRule="auto"/>
-        <w:ind w:left="708"/>
-        <w:jc w:val="center"/>
-        <w:rPr>
-          <w:b/>
-          <w:bCs/>
-          <w:color w:val="DF1995"/>
-        </w:rPr>
-      </w:pPr>
-      <w:r>
-        <w:rPr>
-          <w:b/>
-          <w:bCs/>
-          <w:color w:val="DF1995"/>
-        </w:rPr>
-        <w:t>¿Qué más se puede pedir?</w:t>
-      </w:r>
-    </w:p>
-    <w:p>
-      <w:pPr>
-        <w:rPr>
-          <w:b/>
-          <w:bCs/>
-        </w:rPr>
-      </w:pPr>
-      <w:r>
-        <w:rPr>
-          <w:b/>
-          <w:bCs/>
-        </w:rPr>
-        <w:br w:type="page"/>
-      </w:r>
-    </w:p>
-    <w:p>
-      <w:pPr>
-        <w:pStyle w:val="Prrafodelista"/>
-        <w:numPr>
-          <w:ilvl w:val="0"/>
-          <w:numId w:val="1"/>
-        </w:numPr>
-        <w:spacing w:line="360" w:lineRule="auto"/>
-        <w:outlineLvl w:val="0"/>
-        <w:rPr>
-          <w:b/>
-          <w:bCs/>
-          <w:sz w:val="32"/>
-          <w:szCs w:val="32"/>
-        </w:rPr>
-      </w:pPr>
-      <w:hyperlink w:anchor="Indice" w:history="1">
-        <w:bookmarkStart w:id="2" w:name="_Toc197801664"/>
-        <w:r>
-          <w:rPr>
-            <w:rStyle w:val="Hipervnculo"/>
-            <w:b/>
-            <w:bCs/>
-            <w:color w:val="auto"/>
-            <w:sz w:val="32"/>
-            <w:szCs w:val="32"/>
-            <w:u w:val="none"/>
-          </w:rPr>
-          <w:t>Li</w:t>
-        </w:r>
-        <w:r>
-          <w:rPr>
-            <w:rStyle w:val="Hipervnculo"/>
-            <w:b/>
-            <w:bCs/>
-            <w:color w:val="auto"/>
-            <w:sz w:val="32"/>
-            <w:szCs w:val="32"/>
-            <w:u w:val="none"/>
-          </w:rPr>
-          <w:t>c</w:t>
-        </w:r>
-        <w:r>
-          <w:rPr>
-            <w:rStyle w:val="Hipervnculo"/>
-            <w:b/>
-            <w:bCs/>
-            <w:color w:val="auto"/>
-            <w:sz w:val="32"/>
-            <w:szCs w:val="32"/>
-            <w:u w:val="none"/>
-          </w:rPr>
-          <w:t>encia</w:t>
+          <w:t>Licencia</w:t>
         </w:r>
         <w:bookmarkEnd w:id="2"/>
       </w:hyperlink>
@@ -4559,7 +4452,7 @@
         </w:rPr>
       </w:pPr>
       <w:hyperlink w:anchor="Indice" w:history="1">
-        <w:bookmarkStart w:id="3" w:name="_Toc197801665"/>
+        <w:bookmarkStart w:id="3" w:name="_Toc197975377"/>
         <w:r>
           <w:rPr>
             <w:rStyle w:val="Hipervnculo"/>
@@ -4570,31 +4463,7 @@
             <w:szCs w:val="32"/>
             <w:u w:val="none"/>
           </w:rPr>
-          <w:t>Tempora</w:t>
-        </w:r>
-        <w:r>
-          <w:rPr>
-            <w:rStyle w:val="Hipervnculo"/>
-            <w:b/>
-            <w:bCs/>
-            <w:color w:val="auto"/>
-            <w:sz w:val="32"/>
-            <w:szCs w:val="32"/>
-            <w:u w:val="none"/>
-          </w:rPr>
-          <w:t>l</w:t>
-        </w:r>
-        <w:r>
-          <w:rPr>
-            <w:rStyle w:val="Hipervnculo"/>
-            <w:b/>
-            <w:bCs/>
-            <w:color w:val="auto"/>
-            <w:sz w:val="32"/>
-            <w:szCs w:val="32"/>
-            <w:u w:val="none"/>
-          </w:rPr>
-          <w:t>ización</w:t>
+          <w:t>Temporalización</w:t>
         </w:r>
         <w:bookmarkEnd w:id="3"/>
       </w:hyperlink>
@@ -4727,7 +4596,7 @@
         </w:rPr>
         <w:fldChar w:fldCharType="separate"/>
       </w:r>
-      <w:bookmarkStart w:id="5" w:name="_Toc197801666"/>
+      <w:bookmarkStart w:id="5" w:name="_Toc197975378"/>
       <w:proofErr w:type="spellStart"/>
       <w:r>
         <w:rPr>
@@ -4789,31 +4658,7 @@
           <w:szCs w:val="32"/>
           <w:u w:val="none"/>
         </w:rPr>
-        <w:t>C</w:t>
-      </w:r>
-      <w:r>
-        <w:rPr>
-          <w:rStyle w:val="Hipervnculo"/>
-          <w:b/>
-          <w:bCs/>
-          <w:color w:val="auto"/>
-          <w:sz w:val="32"/>
-          <w:szCs w:val="32"/>
-          <w:u w:val="none"/>
-        </w:rPr>
-        <w:t>y</w:t>
-      </w:r>
-      <w:r>
-        <w:rPr>
-          <w:rStyle w:val="Hipervnculo"/>
-          <w:b/>
-          <w:bCs/>
-          <w:color w:val="auto"/>
-          <w:sz w:val="32"/>
-          <w:szCs w:val="32"/>
-          <w:u w:val="none"/>
-        </w:rPr>
-        <w:t>cle</w:t>
+        <w:t>Cycle</w:t>
       </w:r>
       <w:bookmarkEnd w:id="5"/>
       <w:proofErr w:type="spellEnd"/>
@@ -4845,7 +4690,7 @@
         </w:rPr>
       </w:pPr>
       <w:bookmarkStart w:id="6" w:name="Analisis"/>
-      <w:bookmarkStart w:id="7" w:name="_Toc197801667"/>
+      <w:bookmarkStart w:id="7" w:name="_Toc197975379"/>
       <w:r>
         <w:rPr>
           <w:b/>
@@ -4879,7 +4724,7 @@
         </w:rPr>
         <w:t xml:space="preserve">       </w:t>
       </w:r>
-      <w:bookmarkStart w:id="8" w:name="_Toc197801668"/>
+      <w:bookmarkStart w:id="8" w:name="_Toc197975380"/>
       <w:r>
         <w:rPr>
           <w:b/>
@@ -5091,7 +4936,7 @@
         </w:rPr>
       </w:pPr>
       <w:hyperlink w:anchor="Analisis" w:history="1">
-        <w:bookmarkStart w:id="9" w:name="_Toc197801669"/>
+        <w:bookmarkStart w:id="9" w:name="_Toc197975381"/>
         <w:r>
           <w:rPr>
             <w:rStyle w:val="Hipervnculo"/>
@@ -6204,7 +6049,7 @@
         </w:rPr>
         <w:fldChar w:fldCharType="separate"/>
       </w:r>
-      <w:bookmarkStart w:id="11" w:name="_Toc197801670"/>
+      <w:bookmarkStart w:id="11" w:name="_Toc197975382"/>
       <w:r>
         <w:rPr>
           <w:rStyle w:val="Hipervnculo"/>
@@ -6215,55 +6060,7 @@
           <w:szCs w:val="28"/>
           <w:u w:val="none"/>
         </w:rPr>
-        <w:t>D</w:t>
-      </w:r>
-      <w:r>
-        <w:rPr>
-          <w:rStyle w:val="Hipervnculo"/>
-          <w:b/>
-          <w:bCs/>
-          <w:color w:val="auto"/>
-          <w:sz w:val="28"/>
-          <w:szCs w:val="28"/>
-          <w:u w:val="none"/>
-        </w:rPr>
-        <w:t>i</w:t>
-      </w:r>
-      <w:r>
-        <w:rPr>
-          <w:rStyle w:val="Hipervnculo"/>
-          <w:b/>
-          <w:bCs/>
-          <w:color w:val="auto"/>
-          <w:sz w:val="28"/>
-          <w:szCs w:val="28"/>
-          <w:u w:val="none"/>
-        </w:rPr>
-        <w:t>s</w:t>
-      </w:r>
-      <w:r>
-        <w:rPr>
-          <w:rStyle w:val="Hipervnculo"/>
-          <w:b/>
-          <w:bCs/>
-          <w:color w:val="auto"/>
-          <w:sz w:val="28"/>
-          <w:szCs w:val="28"/>
-          <w:u w:val="none"/>
-        </w:rPr>
-        <w:t>e</w:t>
-      </w:r>
-      <w:r>
-        <w:rPr>
-          <w:rStyle w:val="Hipervnculo"/>
-          <w:b/>
-          <w:bCs/>
-          <w:color w:val="auto"/>
-          <w:sz w:val="28"/>
-          <w:szCs w:val="28"/>
-          <w:u w:val="none"/>
-        </w:rPr>
-        <w:t>ño</w:t>
+        <w:t>Diseño</w:t>
       </w:r>
       <w:bookmarkEnd w:id="11"/>
       <w:r>
@@ -6289,7 +6086,7 @@
           <w:bCs/>
         </w:rPr>
       </w:pPr>
-      <w:bookmarkStart w:id="12" w:name="_Toc197801671"/>
+      <w:bookmarkStart w:id="12" w:name="_Toc197975383"/>
       <w:r>
         <w:rPr>
           <w:b/>
@@ -6429,7 +6226,7 @@
         </w:rPr>
       </w:pPr>
       <w:hyperlink w:anchor="Diseño" w:history="1">
-        <w:bookmarkStart w:id="13" w:name="_Toc197801672"/>
+        <w:bookmarkStart w:id="13" w:name="_Toc197975384"/>
         <w:r>
           <w:rPr>
             <w:rStyle w:val="Hipervnculo"/>
@@ -6503,7 +6300,7 @@
           <w:bCs/>
         </w:rPr>
       </w:pPr>
-      <w:bookmarkStart w:id="14" w:name="_Toc197801673"/>
+      <w:bookmarkStart w:id="14" w:name="_Toc197975385"/>
       <w:r>
         <w:rPr>
           <w:b/>
@@ -6615,7 +6412,7 @@
           <w:noProof/>
         </w:rPr>
         <w:drawing>
-          <wp:inline distT="0" distB="0" distL="0" distR="0" wp14:anchorId="4F4F787B" wp14:editId="5950A046">
+          <wp:inline distT="0" distB="0" distL="0" distR="0" wp14:anchorId="4F4F787B" wp14:editId="17BB41CB">
             <wp:extent cx="5387340" cy="3131820"/>
             <wp:effectExtent l="38100" t="38100" r="41910" b="30480"/>
             <wp:docPr id="1602418825" name="Imagen 1"/>
@@ -7081,7 +6878,7 @@
           <w:noProof/>
         </w:rPr>
         <w:drawing>
-          <wp:inline distT="0" distB="0" distL="0" distR="0" wp14:anchorId="06C5A632" wp14:editId="00585F67">
+          <wp:inline distT="0" distB="0" distL="0" distR="0" wp14:anchorId="06C5A632" wp14:editId="5427D8F6">
             <wp:extent cx="5387340" cy="4922520"/>
             <wp:effectExtent l="38100" t="38100" r="41910" b="30480"/>
             <wp:docPr id="297210110" name="Imagen 6"/>
@@ -7150,7 +6947,7 @@
         </w:rPr>
       </w:pPr>
       <w:hyperlink w:anchor="Diseño" w:history="1">
-        <w:bookmarkStart w:id="15" w:name="_Toc197801674"/>
+        <w:bookmarkStart w:id="15" w:name="_Toc197975386"/>
         <w:r>
           <w:rPr>
             <w:rStyle w:val="Hipervnculo"/>
@@ -7159,27 +6956,7 @@
             <w:color w:val="auto"/>
             <w:u w:val="none"/>
           </w:rPr>
-          <w:t>Dise</w:t>
-        </w:r>
-        <w:r>
-          <w:rPr>
-            <w:rStyle w:val="Hipervnculo"/>
-            <w:b/>
-            <w:bCs/>
-            <w:color w:val="auto"/>
-            <w:u w:val="none"/>
-          </w:rPr>
-          <w:t>ñ</w:t>
-        </w:r>
-        <w:r>
-          <w:rPr>
-            <w:rStyle w:val="Hipervnculo"/>
-            <w:b/>
-            <w:bCs/>
-            <w:color w:val="auto"/>
-            <w:u w:val="none"/>
-          </w:rPr>
-          <w:t>o gráfico</w:t>
+          <w:t>Diseño gráfico</w:t>
         </w:r>
         <w:bookmarkEnd w:id="15"/>
       </w:hyperlink>
@@ -7686,7 +7463,7 @@
         </w:rPr>
         <w:lastRenderedPageBreak/>
         <w:drawing>
-          <wp:anchor distT="0" distB="0" distL="114300" distR="114300" simplePos="0" relativeHeight="251703296" behindDoc="0" locked="0" layoutInCell="1" allowOverlap="1" wp14:anchorId="2FF79BF4" wp14:editId="0ED44499">
+          <wp:anchor distT="0" distB="0" distL="114300" distR="114300" simplePos="0" relativeHeight="251703296" behindDoc="0" locked="0" layoutInCell="1" allowOverlap="1" wp14:anchorId="2FF79BF4" wp14:editId="45CFE8EE">
             <wp:simplePos x="0" y="0"/>
             <wp:positionH relativeFrom="column">
               <wp:posOffset>1905</wp:posOffset>
@@ -7771,7 +7548,7 @@
           <w:noProof/>
         </w:rPr>
         <w:drawing>
-          <wp:anchor distT="0" distB="0" distL="114300" distR="114300" simplePos="0" relativeHeight="251704320" behindDoc="0" locked="0" layoutInCell="1" allowOverlap="1" wp14:anchorId="147F950F" wp14:editId="491A3E49">
+          <wp:anchor distT="0" distB="0" distL="114300" distR="114300" simplePos="0" relativeHeight="251704320" behindDoc="0" locked="0" layoutInCell="1" allowOverlap="1" wp14:anchorId="147F950F" wp14:editId="3876EF87">
             <wp:simplePos x="0" y="0"/>
             <wp:positionH relativeFrom="column">
               <wp:posOffset>1905</wp:posOffset>
@@ -7930,7 +7707,7 @@
           <w:noProof/>
         </w:rPr>
         <w:drawing>
-          <wp:anchor distT="0" distB="0" distL="114300" distR="114300" simplePos="0" relativeHeight="251702272" behindDoc="0" locked="0" layoutInCell="1" allowOverlap="1" wp14:anchorId="0D9C88E5" wp14:editId="48DC5E4B">
+          <wp:anchor distT="0" distB="0" distL="114300" distR="114300" simplePos="0" relativeHeight="251702272" behindDoc="0" locked="0" layoutInCell="1" allowOverlap="1" wp14:anchorId="0D9C88E5" wp14:editId="14CA85AD">
             <wp:simplePos x="0" y="0"/>
             <wp:positionH relativeFrom="column">
               <wp:posOffset>1270</wp:posOffset>
@@ -8092,7 +7869,7 @@
           <w:noProof/>
         </w:rPr>
         <w:drawing>
-          <wp:anchor distT="0" distB="0" distL="114300" distR="114300" simplePos="0" relativeHeight="251706368" behindDoc="0" locked="0" layoutInCell="1" allowOverlap="1" wp14:anchorId="68A4C808" wp14:editId="2E608BB5">
+          <wp:anchor distT="0" distB="0" distL="114300" distR="114300" simplePos="0" relativeHeight="251706368" behindDoc="0" locked="0" layoutInCell="1" allowOverlap="1" wp14:anchorId="68A4C808" wp14:editId="01FE5333">
             <wp:simplePos x="0" y="0"/>
             <wp:positionH relativeFrom="column">
               <wp:posOffset>1905</wp:posOffset>
@@ -8459,7 +8236,7 @@
           <w:noProof/>
         </w:rPr>
         <w:drawing>
-          <wp:anchor distT="0" distB="0" distL="114300" distR="114300" simplePos="0" relativeHeight="251674624" behindDoc="0" locked="0" layoutInCell="1" allowOverlap="1" wp14:anchorId="29190518" wp14:editId="501E1D8D">
+          <wp:anchor distT="0" distB="0" distL="114300" distR="114300" simplePos="0" relativeHeight="251674624" behindDoc="0" locked="0" layoutInCell="1" allowOverlap="1" wp14:anchorId="29190518" wp14:editId="57480BEC">
             <wp:simplePos x="0" y="0"/>
             <wp:positionH relativeFrom="column">
               <wp:posOffset>0</wp:posOffset>
@@ -9988,7 +9765,7 @@
         </w:rPr>
         <w:fldChar w:fldCharType="separate"/>
       </w:r>
-      <w:bookmarkStart w:id="17" w:name="_Toc197801675"/>
+      <w:bookmarkStart w:id="17" w:name="_Toc197975387"/>
       <w:r>
         <w:rPr>
           <w:rStyle w:val="Hipervnculo"/>
@@ -10051,7 +9828,7 @@
           <w:noProof/>
         </w:rPr>
         <w:drawing>
-          <wp:anchor distT="0" distB="0" distL="114300" distR="114300" simplePos="0" relativeHeight="251681792" behindDoc="0" locked="0" layoutInCell="1" allowOverlap="1" wp14:anchorId="20D740DA" wp14:editId="31818027">
+          <wp:anchor distT="0" distB="0" distL="114300" distR="114300" simplePos="0" relativeHeight="251681792" behindDoc="0" locked="0" layoutInCell="1" allowOverlap="1" wp14:anchorId="20D740DA" wp14:editId="03C92974">
             <wp:simplePos x="0" y="0"/>
             <wp:positionH relativeFrom="column">
               <wp:posOffset>954405</wp:posOffset>
@@ -13131,7 +12908,7 @@
         </w:rPr>
       </w:pPr>
       <w:hyperlink w:anchor="LifeCycle" w:history="1">
-        <w:bookmarkStart w:id="18" w:name="_Toc197801676"/>
+        <w:bookmarkStart w:id="18" w:name="_Toc197975388"/>
         <w:proofErr w:type="spellStart"/>
         <w:r>
           <w:rPr>
@@ -13383,7 +13160,7 @@
         </w:rPr>
       </w:pPr>
       <w:hyperlink w:anchor="LifeCycle" w:history="1">
-        <w:bookmarkStart w:id="19" w:name="_Toc197801677"/>
+        <w:bookmarkStart w:id="19" w:name="_Toc197975389"/>
         <w:r>
           <w:rPr>
             <w:rStyle w:val="Hipervnculo"/>
@@ -13592,7 +13369,7 @@
         </w:rPr>
       </w:pPr>
       <w:hyperlink w:anchor="Indice" w:history="1">
-        <w:bookmarkStart w:id="20" w:name="_Toc197801678"/>
+        <w:bookmarkStart w:id="20" w:name="_Toc197975390"/>
         <w:r>
           <w:rPr>
             <w:rStyle w:val="Hipervnculo"/>
@@ -14325,7 +14102,7 @@
         </w:rPr>
       </w:pPr>
       <w:bookmarkStart w:id="21" w:name="Herramientas"/>
-      <w:bookmarkStart w:id="22" w:name="_Toc197801679"/>
+      <w:bookmarkStart w:id="22" w:name="_Toc197975391"/>
       <w:r>
         <w:rPr>
           <w:b/>
@@ -14407,43 +14184,7 @@
             <w:szCs w:val="32"/>
             <w:u w:val="none"/>
           </w:rPr>
-          <w:t>Herr</w:t>
-        </w:r>
-        <w:r>
-          <w:rPr>
-            <w:rStyle w:val="Hipervnculo"/>
-            <w:b/>
-            <w:bCs/>
-            <w:color w:val="auto"/>
-            <w:sz w:val="32"/>
-            <w:szCs w:val="32"/>
-            <w:u w:val="none"/>
-          </w:rPr>
-          <w:t>a</w:t>
-        </w:r>
-        <w:r>
-          <w:rPr>
-            <w:rStyle w:val="Hipervnculo"/>
-            <w:b/>
-            <w:bCs/>
-            <w:color w:val="auto"/>
-            <w:sz w:val="32"/>
-            <w:szCs w:val="32"/>
-            <w:u w:val="none"/>
-          </w:rPr>
-          <w:t>m</w:t>
-        </w:r>
-        <w:r>
-          <w:rPr>
-            <w:rStyle w:val="Hipervnculo"/>
-            <w:b/>
-            <w:bCs/>
-            <w:color w:val="auto"/>
-            <w:sz w:val="32"/>
-            <w:szCs w:val="32"/>
-            <w:u w:val="none"/>
-          </w:rPr>
-          <w:t>ientas y tecnologías empleadas</w:t>
+          <w:t>Herramientas y tecnologías empleadas</w:t>
         </w:r>
         <w:bookmarkEnd w:id="22"/>
       </w:hyperlink>
@@ -14463,7 +14204,7 @@
           <w:bCs/>
         </w:rPr>
       </w:pPr>
-      <w:bookmarkStart w:id="23" w:name="_Toc197801680"/>
+      <w:bookmarkStart w:id="23" w:name="_Toc197975392"/>
       <w:r>
         <w:rPr>
           <w:b/>
@@ -14713,7 +14454,7 @@
           <w:bCs/>
         </w:rPr>
       </w:pPr>
-      <w:bookmarkStart w:id="24" w:name="_Toc197801681"/>
+      <w:bookmarkStart w:id="24" w:name="_Toc197975393"/>
       <w:proofErr w:type="spellStart"/>
       <w:r>
         <w:rPr>
@@ -14870,7 +14611,7 @@
           <w:bCs/>
         </w:rPr>
       </w:pPr>
-      <w:bookmarkStart w:id="25" w:name="_Toc197801682"/>
+      <w:bookmarkStart w:id="25" w:name="_Toc197975394"/>
       <w:r>
         <w:rPr>
           <w:b/>
@@ -15155,7 +14896,7 @@
         </w:rPr>
       </w:pPr>
       <w:hyperlink w:anchor="herramientas" w:history="1">
-        <w:bookmarkStart w:id="26" w:name="_Toc197801683"/>
+        <w:bookmarkStart w:id="26" w:name="_Toc197975395"/>
         <w:r>
           <w:rPr>
             <w:rStyle w:val="Hipervnculo"/>
@@ -15316,7 +15057,7 @@
           <w:u w:val="none"/>
         </w:rPr>
       </w:pPr>
-      <w:bookmarkStart w:id="27" w:name="_Toc197801684"/>
+      <w:bookmarkStart w:id="27" w:name="_Toc197975396"/>
       <w:r>
         <w:rPr>
           <w:rStyle w:val="Hipervnculo"/>
@@ -15575,7 +15316,7 @@
           <w:u w:val="none"/>
         </w:rPr>
       </w:pPr>
-      <w:bookmarkStart w:id="28" w:name="_Toc197801685"/>
+      <w:bookmarkStart w:id="28" w:name="_Toc197975397"/>
       <w:r>
         <w:rPr>
           <w:rStyle w:val="Hipervnculo"/>
@@ -15824,7 +15565,7 @@
           <w:u w:val="none"/>
         </w:rPr>
       </w:pPr>
-      <w:bookmarkStart w:id="29" w:name="_Toc197801686"/>
+      <w:bookmarkStart w:id="29" w:name="_Toc197975398"/>
       <w:r>
         <w:rPr>
           <w:rStyle w:val="Hipervnculo"/>
@@ -15834,7 +15575,7 @@
         </w:rPr>
         <w:lastRenderedPageBreak/>
         <w:drawing>
-          <wp:anchor distT="0" distB="0" distL="114300" distR="114300" simplePos="0" relativeHeight="251691008" behindDoc="1" locked="0" layoutInCell="1" allowOverlap="1" wp14:anchorId="53097F0E" wp14:editId="46A7E178">
+          <wp:anchor distT="0" distB="0" distL="114300" distR="114300" simplePos="0" relativeHeight="251691008" behindDoc="1" locked="0" layoutInCell="1" allowOverlap="1" wp14:anchorId="53097F0E" wp14:editId="0CC1D9B2">
             <wp:simplePos x="0" y="0"/>
             <wp:positionH relativeFrom="column">
               <wp:posOffset>1787525</wp:posOffset>
@@ -16123,7 +15864,7 @@
         </w:rPr>
       </w:pPr>
       <w:hyperlink w:anchor="Herramientas" w:history="1">
-        <w:bookmarkStart w:id="30" w:name="_Toc197801687"/>
+        <w:bookmarkStart w:id="30" w:name="_Toc197975399"/>
         <w:r>
           <w:rPr>
             <w:rStyle w:val="Hipervnculo"/>
@@ -16283,7 +16024,7 @@
           <w:bCs/>
         </w:rPr>
       </w:pPr>
-      <w:bookmarkStart w:id="31" w:name="_Toc197801688"/>
+      <w:bookmarkStart w:id="31" w:name="_Toc197975400"/>
       <w:r>
         <w:rPr>
           <w:b/>
@@ -16533,7 +16274,7 @@
           <w:u w:val="none"/>
         </w:rPr>
       </w:pPr>
-      <w:bookmarkStart w:id="32" w:name="_Toc197801689"/>
+      <w:bookmarkStart w:id="32" w:name="_Toc197975401"/>
       <w:r>
         <w:rPr>
           <w:rStyle w:val="Hipervnculo"/>
@@ -16786,7 +16527,7 @@
           <w:bCs/>
         </w:rPr>
       </w:pPr>
-      <w:bookmarkStart w:id="33" w:name="_Toc197801690"/>
+      <w:bookmarkStart w:id="33" w:name="_Toc197975402"/>
       <w:r>
         <w:rPr>
           <w:b/>
@@ -16795,7 +16536,7 @@
         </w:rPr>
         <w:lastRenderedPageBreak/>
         <w:drawing>
-          <wp:anchor distT="0" distB="0" distL="114300" distR="114300" simplePos="0" relativeHeight="251700224" behindDoc="1" locked="0" layoutInCell="1" allowOverlap="1" wp14:anchorId="2377A9A4" wp14:editId="6D573C0E">
+          <wp:anchor distT="0" distB="0" distL="114300" distR="114300" simplePos="0" relativeHeight="251700224" behindDoc="1" locked="0" layoutInCell="1" allowOverlap="1" wp14:anchorId="2377A9A4" wp14:editId="2AFED1C2">
             <wp:simplePos x="0" y="0"/>
             <wp:positionH relativeFrom="column">
               <wp:posOffset>1838325</wp:posOffset>
@@ -17136,7 +16877,7 @@
           <w:bCs/>
         </w:rPr>
       </w:pPr>
-      <w:bookmarkStart w:id="34" w:name="_Toc197801691"/>
+      <w:bookmarkStart w:id="34" w:name="_Toc197975403"/>
       <w:r>
         <w:rPr>
           <w:b/>
@@ -17315,7 +17056,7 @@
         </w:rPr>
       </w:pPr>
       <w:hyperlink w:anchor="Indice" w:history="1">
-        <w:bookmarkStart w:id="35" w:name="_Toc197801692"/>
+        <w:bookmarkStart w:id="35" w:name="_Toc197975404"/>
         <w:r>
           <w:rPr>
             <w:rStyle w:val="Hipervnculo"/>
@@ -17424,29 +17165,8 @@
       <w:r>
         <w:t xml:space="preserve"> </w:t>
       </w:r>
-      <w:proofErr w:type="spellStart"/>
-      <w:r>
-        <w:t>end-to-end</w:t>
-      </w:r>
-      <w:proofErr w:type="spellEnd"/>
-      <w:r>
-        <w:t xml:space="preserve"> con herramientas como </w:t>
-      </w:r>
-      <w:proofErr w:type="spellStart"/>
-      <w:r>
-        <w:t>Cypress</w:t>
-      </w:r>
-      <w:proofErr w:type="spellEnd"/>
-      <w:r>
-        <w:t xml:space="preserve"> o </w:t>
-      </w:r>
-      <w:proofErr w:type="spellStart"/>
-      <w:r>
-        <w:t>Playwright</w:t>
-      </w:r>
-      <w:proofErr w:type="spellEnd"/>
-      <w:r>
-        <w:t xml:space="preserve"> para validar la experiencia de usuario.</w:t>
+      <w:r>
+        <w:t>tanto unitarios como de integración, con tecnologías como Karma y Jasmine.</w:t>
       </w:r>
     </w:p>
     <w:p>
@@ -17526,7 +17246,7 @@
         </w:rPr>
       </w:pPr>
       <w:hyperlink w:anchor="Indice" w:history="1">
-        <w:bookmarkStart w:id="36" w:name="_Toc197801693"/>
+        <w:bookmarkStart w:id="36" w:name="_Toc197975405"/>
         <w:r>
           <w:rPr>
             <w:rStyle w:val="Hipervnculo"/>
@@ -17752,7 +17472,7 @@
         </w:rPr>
       </w:pPr>
       <w:hyperlink w:anchor="Indice" w:history="1">
-        <w:bookmarkStart w:id="37" w:name="_Toc197801694"/>
+        <w:bookmarkStart w:id="37" w:name="_Toc197975406"/>
         <w:r>
           <w:rPr>
             <w:rStyle w:val="Hipervnculo"/>
@@ -17763,75 +17483,1138 @@
             <w:szCs w:val="32"/>
             <w:u w:val="none"/>
           </w:rPr>
-          <w:t>Punto</w:t>
+          <w:t>Puntos a destacar del proyecto</w:t>
         </w:r>
+        <w:bookmarkEnd w:id="37"/>
+      </w:hyperlink>
+    </w:p>
+    <w:p>
+      <w:pPr>
+        <w:pStyle w:val="Prrafodelista"/>
+        <w:spacing w:line="360" w:lineRule="auto"/>
+      </w:pPr>
+      <w:r>
+        <w:t>Resolución innovadora del problema de confianza en transacciones P2P mediante criptografía avanzada (curvas elípticas)</w:t>
+      </w:r>
+    </w:p>
+    <w:p>
+      <w:pPr>
+        <w:pStyle w:val="Prrafodelista"/>
+        <w:spacing w:line="360" w:lineRule="auto"/>
+      </w:pPr>
+      <w:r>
+        <w:t>Uno de los aspectos más innovadores del proyecto ha sido el diseño de un mecanismo seguro de intercambio de bitcoins entre particulares sin intermediarios, resolviendo el problema de confianza habitual en transacciones P2P con dinero en efectivo. Este sistema se basa en el uso de criptografía de curva elíptica (secp256k1), que permite "dividir" una clave privada en dos fragmentos: uno gestionado por el vendedor y otro por la propia aplicación. Solo cuando ambas partes cooperan (vendedor y comprador), se reconstruye la clave y se libera el saldo. Esta solución garantiza que ninguno de los dos pueda apropiarse del dinero sin el consentimiento del otro, replicando digitalmente una especie de “custodia compartida” sin necesidad de terceros, algo poco habitual en aplicaciones de este tipo.</w:t>
+      </w:r>
+    </w:p>
+    <w:p>
+      <w:pPr>
+        <w:pStyle w:val="Prrafodelista"/>
+        <w:spacing w:line="360" w:lineRule="auto"/>
+      </w:pPr>
+    </w:p>
+    <w:p>
+      <w:pPr>
+        <w:pStyle w:val="Prrafodelista"/>
+        <w:spacing w:line="360" w:lineRule="auto"/>
+      </w:pPr>
+      <w:r>
+        <w:t>Diseño modular del proyecto, lo que facilita el mantenimiento y futuras actualizaciones tecnológicas</w:t>
+      </w:r>
+    </w:p>
+    <w:p>
+      <w:pPr>
+        <w:pStyle w:val="Prrafodelista"/>
+        <w:spacing w:line="360" w:lineRule="auto"/>
+      </w:pPr>
+      <w:r>
+        <w:t xml:space="preserve">Desde el inicio del desarrollo, se ha trabajado con una arquitectura modular que separa responsabilidades de forma clara entre </w:t>
+      </w:r>
+      <w:proofErr w:type="spellStart"/>
+      <w:r>
+        <w:t>frontend</w:t>
+      </w:r>
+      <w:proofErr w:type="spellEnd"/>
+      <w:r>
+        <w:t xml:space="preserve">, </w:t>
+      </w:r>
+      <w:proofErr w:type="spellStart"/>
+      <w:r>
+        <w:t>backend</w:t>
+      </w:r>
+      <w:proofErr w:type="spellEnd"/>
+      <w:r>
+        <w:t xml:space="preserve"> y lógica de negocio. Este diseño permite que cada parte del sistema pueda evolucionar independientemente, favoreciendo el mantenimiento a largo plazo y facilitando la implementación de futuras mejoras o cambios tecnológicos sin comprometer la estabilidad del sistema global. El uso de servicios desacoplados, controladores bien definidos y validaciones centralizadas ha sido clave para lograr un código limpio y escalable.</w:t>
+      </w:r>
+    </w:p>
+    <w:p>
+      <w:pPr>
+        <w:pStyle w:val="Prrafodelista"/>
+        <w:spacing w:line="360" w:lineRule="auto"/>
+      </w:pPr>
+    </w:p>
+    <w:p>
+      <w:pPr>
+        <w:pStyle w:val="Prrafodelista"/>
+        <w:spacing w:line="360" w:lineRule="auto"/>
+      </w:pPr>
+      <w:r>
+        <w:t xml:space="preserve">Adaptabilidad y aprendizaje continuo, evidenciado en la migración desde Java y </w:t>
+      </w:r>
+      <w:proofErr w:type="spellStart"/>
+      <w:r>
+        <w:t>Thymeleaf</w:t>
+      </w:r>
+      <w:proofErr w:type="spellEnd"/>
+      <w:r>
+        <w:t xml:space="preserve"> hasta Angular 19 y Node.js</w:t>
+      </w:r>
+    </w:p>
+    <w:p>
+      <w:pPr>
+        <w:pStyle w:val="Prrafodelista"/>
+        <w:spacing w:line="360" w:lineRule="auto"/>
+      </w:pPr>
+      <w:r>
+        <w:t xml:space="preserve">A lo largo del proyecto se han realizado varias migraciones tecnológicas estratégicas, no por capricho, sino como resultado de un análisis constante de necesidades técnicas y limitaciones. Se comenzó con una arquitectura monolítica en Java con plantillas </w:t>
+      </w:r>
+      <w:proofErr w:type="spellStart"/>
+      <w:r>
+        <w:t>Thymeleaf</w:t>
+      </w:r>
+      <w:proofErr w:type="spellEnd"/>
+      <w:r>
+        <w:t xml:space="preserve">, pero se migró progresivamente a Node.js y Express para aprovechar mejor las librerías del ecosistema Bitcoin, mayormente escritas en JavaScript. Finalmente, el </w:t>
+      </w:r>
+      <w:proofErr w:type="spellStart"/>
+      <w:r>
+        <w:t>frontend</w:t>
+      </w:r>
+      <w:proofErr w:type="spellEnd"/>
+      <w:r>
+        <w:t xml:space="preserve"> se reescribió desde cero utilizando Angular 19, lo que permitió construir una interfaz moderna, </w:t>
+      </w:r>
+      <w:r>
+        <w:lastRenderedPageBreak/>
+        <w:t>mantenible y basada en componentes. Este recorrido demuestra una fuerte capacidad de adaptación y aprendizaje autónomo, algo imprescindible en el desarrollo web actual.</w:t>
+      </w:r>
+    </w:p>
+    <w:p>
+      <w:pPr>
+        <w:pStyle w:val="Prrafodelista"/>
+        <w:spacing w:line="360" w:lineRule="auto"/>
+      </w:pPr>
+    </w:p>
+    <w:p>
+      <w:pPr>
+        <w:pStyle w:val="Prrafodelista"/>
+        <w:spacing w:line="360" w:lineRule="auto"/>
+      </w:pPr>
+      <w:r>
+        <w:t>Claridad y sencillez de la interfaz, permitiendo que usuarios sin conocimientos técnicos profundos puedan utilizar la aplicación fácilmente</w:t>
+      </w:r>
+    </w:p>
+    <w:p>
+      <w:pPr>
+        <w:pStyle w:val="Prrafodelista"/>
+        <w:spacing w:line="360" w:lineRule="auto"/>
+      </w:pPr>
+      <w:r>
+        <w:t>Uno de los objetivos principales ha sido crear una experiencia de usuario accesible y directa, incluso para personas sin conocimientos técnicos o experiencia previa con criptomonedas. Las pantallas han sido diseñadas siguiendo criterios de simplicidad visual y navegación intuitiva, con un flujo guiado desde el registro hasta la ejecución de una transacción. Se han incorporado elementos como códigos QR, filtros por ubicación y chats integrados para que todo el proceso de compraventa pueda realizarse de forma fluida y sin necesidad de asistencia externa. Esta orientación a la usabilidad resulta esencial para fomentar la adopción real de la plataforma.</w:t>
+      </w:r>
+    </w:p>
+    <w:p>
+      <w:r>
+        <w:br w:type="page"/>
+      </w:r>
+    </w:p>
+    <w:p>
+      <w:pPr>
+        <w:pStyle w:val="Prrafodelista"/>
+        <w:numPr>
+          <w:ilvl w:val="0"/>
+          <w:numId w:val="1"/>
+        </w:numPr>
+        <w:spacing w:line="360" w:lineRule="auto"/>
+        <w:ind w:left="426" w:hanging="283"/>
+        <w:outlineLvl w:val="0"/>
+        <w:rPr>
+          <w:rStyle w:val="Hipervnculo"/>
+          <w:b/>
+          <w:bCs/>
+          <w:color w:val="auto"/>
+          <w:sz w:val="32"/>
+          <w:szCs w:val="32"/>
+          <w:u w:val="none"/>
+        </w:rPr>
+      </w:pPr>
+      <w:bookmarkStart w:id="38" w:name="_Toc197975407"/>
+      <w:r>
+        <w:rPr>
+          <w:rStyle w:val="Hipervnculo"/>
+          <w:b/>
+          <w:bCs/>
+          <w:color w:val="auto"/>
+          <w:sz w:val="32"/>
+          <w:szCs w:val="32"/>
+          <w:u w:val="none"/>
+        </w:rPr>
+        <w:lastRenderedPageBreak/>
+        <w:t>Bibliografía</w:t>
+      </w:r>
+      <w:bookmarkEnd w:id="38"/>
+    </w:p>
+    <w:p>
+      <w:pPr>
+        <w:pStyle w:val="Prrafodelista"/>
+        <w:spacing w:line="360" w:lineRule="auto"/>
+      </w:pPr>
+      <w:r>
+        <w:t>Para</w:t>
+      </w:r>
+      <w:r>
+        <w:t xml:space="preserve"> documentar todo el proyecto se han utilizado las fuentes oficiales de cada una de las tecnologías utilizadas.</w:t>
+      </w:r>
+      <w:r>
+        <w:br/>
+        <w:t>Como bibliografía puramente entendida tan solo se ha hecho uso del libro de Bitcoin más comúnmente conocido sobre detalles técnicos tanto de protocolo como de red y de uso de la criptomoneda en cuestión.</w:t>
+      </w:r>
+    </w:p>
+    <w:p>
+      <w:pPr>
+        <w:pStyle w:val="Prrafodelista"/>
+        <w:spacing w:line="360" w:lineRule="auto"/>
+      </w:pPr>
+    </w:p>
+    <w:p>
+      <w:pPr>
+        <w:pStyle w:val="Prrafodelista"/>
+        <w:spacing w:line="360" w:lineRule="auto"/>
+        <w:rPr>
+          <w:b/>
+          <w:bCs/>
+          <w:sz w:val="28"/>
+          <w:szCs w:val="28"/>
+          <w:u w:val="single"/>
+        </w:rPr>
+      </w:pPr>
+      <w:r>
+        <w:rPr>
+          <w:b/>
+          <w:bCs/>
+          <w:sz w:val="28"/>
+          <w:szCs w:val="28"/>
+          <w:u w:val="single"/>
+        </w:rPr>
+        <w:t>Bitcoin</w:t>
+      </w:r>
+    </w:p>
+    <w:p>
+      <w:pPr>
+        <w:pStyle w:val="Prrafodelista"/>
+        <w:numPr>
+          <w:ilvl w:val="0"/>
+          <w:numId w:val="20"/>
+        </w:numPr>
+        <w:spacing w:line="360" w:lineRule="auto"/>
+        <w:rPr>
+          <w:b/>
+          <w:bCs/>
+        </w:rPr>
+      </w:pPr>
+      <w:proofErr w:type="spellStart"/>
+      <w:r>
+        <w:rPr>
+          <w:b/>
+          <w:bCs/>
+        </w:rPr>
+        <w:t>Mastering</w:t>
+      </w:r>
+      <w:proofErr w:type="spellEnd"/>
+      <w:r>
+        <w:rPr>
+          <w:b/>
+          <w:bCs/>
+        </w:rPr>
+        <w:t xml:space="preserve"> Bitcoin: </w:t>
+      </w:r>
+      <w:proofErr w:type="spellStart"/>
+      <w:r>
+        <w:rPr>
+          <w:b/>
+          <w:bCs/>
+        </w:rPr>
+        <w:t>Programming</w:t>
+      </w:r>
+      <w:proofErr w:type="spellEnd"/>
+      <w:r>
+        <w:rPr>
+          <w:b/>
+          <w:bCs/>
+        </w:rPr>
+        <w:t xml:space="preserve"> </w:t>
+      </w:r>
+      <w:proofErr w:type="spellStart"/>
+      <w:r>
+        <w:rPr>
+          <w:b/>
+          <w:bCs/>
+        </w:rPr>
+        <w:t>the</w:t>
+      </w:r>
+      <w:proofErr w:type="spellEnd"/>
+      <w:r>
+        <w:rPr>
+          <w:b/>
+          <w:bCs/>
+        </w:rPr>
+        <w:t xml:space="preserve"> Open Blockchain (2ª ed.)</w:t>
+      </w:r>
+    </w:p>
+    <w:p>
+      <w:pPr>
+        <w:pStyle w:val="Prrafodelista"/>
+        <w:spacing w:line="360" w:lineRule="auto"/>
+      </w:pPr>
+      <w:proofErr w:type="spellStart"/>
+      <w:r>
+        <w:t>Antonopoulos</w:t>
+      </w:r>
+      <w:proofErr w:type="spellEnd"/>
+      <w:r>
+        <w:t xml:space="preserve">, A. M. (2017). </w:t>
+      </w:r>
+      <w:r>
+        <w:t xml:space="preserve"> </w:t>
+      </w:r>
+      <w:r>
+        <w:t>O’Reilly Media. ISBN: 978-1491954386.</w:t>
+      </w:r>
+    </w:p>
+    <w:p>
+      <w:pPr>
+        <w:pStyle w:val="Prrafodelista"/>
+        <w:spacing w:line="360" w:lineRule="auto"/>
+      </w:pPr>
+      <w:hyperlink r:id="rId97" w:history="1">
         <w:r>
           <w:rPr>
             <w:rStyle w:val="Hipervnculo"/>
-            <w:b/>
-            <w:bCs/>
-            <w:color w:val="auto"/>
-            <w:sz w:val="32"/>
-            <w:szCs w:val="32"/>
-            <w:u w:val="none"/>
           </w:rPr>
-          <w:t>s</w:t>
+          <w:t>https://github.com/bitcoinbook/bitcoinbook</w:t>
         </w:r>
+      </w:hyperlink>
+    </w:p>
+    <w:p>
+      <w:pPr>
+        <w:pStyle w:val="Prrafodelista"/>
+        <w:spacing w:line="360" w:lineRule="auto"/>
+      </w:pPr>
+      <w:r>
+        <w:t>Referencia imprescindible para comprender la arquitectura técnica de Bitcoin, criptografía con curvas elípticas y manejo de claves y transacciones.</w:t>
+      </w:r>
+    </w:p>
+    <w:p>
+      <w:pPr>
+        <w:pStyle w:val="Prrafodelista"/>
+        <w:numPr>
+          <w:ilvl w:val="0"/>
+          <w:numId w:val="20"/>
+        </w:numPr>
+        <w:spacing w:line="360" w:lineRule="auto"/>
+        <w:rPr>
+          <w:b/>
+          <w:bCs/>
+        </w:rPr>
+      </w:pPr>
+      <w:r>
+        <w:rPr>
+          <w:b/>
+          <w:bCs/>
+        </w:rPr>
+        <w:t>Bitcoin Core</w:t>
+      </w:r>
+    </w:p>
+    <w:p>
+      <w:pPr>
+        <w:pStyle w:val="Prrafodelista"/>
+        <w:spacing w:line="360" w:lineRule="auto"/>
+      </w:pPr>
+      <w:r>
+        <w:t>Sitio oficial del cliente original de Bitcoin, utilizado para operar nodos completos y validar transacciones.</w:t>
+      </w:r>
+    </w:p>
+    <w:p>
+      <w:pPr>
+        <w:pStyle w:val="Prrafodelista"/>
+        <w:spacing w:line="360" w:lineRule="auto"/>
+      </w:pPr>
+      <w:hyperlink r:id="rId98" w:history="1">
         <w:r>
           <w:rPr>
             <w:rStyle w:val="Hipervnculo"/>
-            <w:b/>
-            <w:bCs/>
-            <w:color w:val="auto"/>
-            <w:sz w:val="32"/>
-            <w:szCs w:val="32"/>
-            <w:u w:val="none"/>
           </w:rPr>
-          <w:t xml:space="preserve"> a destacar del proyecto</w:t>
+          <w:t>https://bitcoincore.org/</w:t>
         </w:r>
-        <w:bookmarkEnd w:id="37"/>
       </w:hyperlink>
     </w:p>
     <w:p>
       <w:pPr>
         <w:pStyle w:val="Prrafodelista"/>
-        <w:spacing w:line="360" w:lineRule="auto"/>
-      </w:pPr>
-      <w:r>
-        <w:t>Resolución innovadora del problema de confianza en transacciones P2P mediante criptografía avanzada (curvas elípticas)</w:t>
-      </w:r>
-    </w:p>
-    <w:p>
-      <w:pPr>
-        <w:pStyle w:val="Prrafodelista"/>
-        <w:spacing w:line="360" w:lineRule="auto"/>
-      </w:pPr>
-      <w:r>
-        <w:t>Uno de los aspectos más innovadores del proyecto ha sido el diseño de un mecanismo seguro de intercambio de bitcoins entre particulares sin intermediarios, resolviendo el problema de confianza habitual en transacciones P2P con dinero en efectivo. Este sistema se basa en el uso de criptografía de curva elíptica (secp256k1), que permite "dividir" una clave privada en dos fragmentos: uno gestionado por el vendedor y otro por la propia aplicación. Solo cuando ambas partes cooperan (vendedor y comprador), se reconstruye la clave y se libera el saldo. Esta solución garantiza que ninguno de los dos pueda apropiarse del dinero sin el consentimiento del otro, replicando digitalmente una especie de “custodia compartida” sin necesidad de terceros, algo poco habitual en aplicaciones de este tipo.</w:t>
-      </w:r>
-    </w:p>
-    <w:p>
-      <w:pPr>
-        <w:pStyle w:val="Prrafodelista"/>
-        <w:spacing w:line="360" w:lineRule="auto"/>
-      </w:pPr>
-    </w:p>
-    <w:p>
-      <w:pPr>
-        <w:pStyle w:val="Prrafodelista"/>
-        <w:spacing w:line="360" w:lineRule="auto"/>
-      </w:pPr>
-      <w:r>
-        <w:t>Diseño modular del proyecto, lo que facilita el mantenimiento y futuras actualizaciones tecnológicas</w:t>
-      </w:r>
-    </w:p>
-    <w:p>
-      <w:pPr>
-        <w:pStyle w:val="Prrafodelista"/>
-        <w:spacing w:line="360" w:lineRule="auto"/>
-      </w:pPr>
-      <w:r>
-        <w:t xml:space="preserve">Desde el inicio del desarrollo, se ha trabajado con una arquitectura modular que separa responsabilidades de forma clara entre </w:t>
+        <w:numPr>
+          <w:ilvl w:val="0"/>
+          <w:numId w:val="20"/>
+        </w:numPr>
+        <w:spacing w:line="360" w:lineRule="auto"/>
+        <w:rPr>
+          <w:b/>
+          <w:bCs/>
+        </w:rPr>
+      </w:pPr>
+      <w:proofErr w:type="spellStart"/>
+      <w:r>
+        <w:rPr>
+          <w:b/>
+          <w:bCs/>
+        </w:rPr>
+        <w:t>bitcoinjs-lib</w:t>
+      </w:r>
+      <w:proofErr w:type="spellEnd"/>
+    </w:p>
+    <w:p>
+      <w:pPr>
+        <w:pStyle w:val="Prrafodelista"/>
+        <w:spacing w:line="360" w:lineRule="auto"/>
+      </w:pPr>
+      <w:r>
+        <w:t>Transacciones, claves y estructuras de red Bitcoin</w:t>
+      </w:r>
+    </w:p>
+    <w:p>
+      <w:pPr>
+        <w:pStyle w:val="Prrafodelista"/>
+        <w:spacing w:line="360" w:lineRule="auto"/>
+      </w:pPr>
+      <w:hyperlink r:id="rId99" w:history="1">
+        <w:r>
+          <w:rPr>
+            <w:rStyle w:val="Hipervnculo"/>
+          </w:rPr>
+          <w:t>https://github.com/bitcoinjs/bitcoinjs-lib</w:t>
+        </w:r>
+      </w:hyperlink>
+    </w:p>
+    <w:p>
+      <w:pPr>
+        <w:pStyle w:val="Prrafodelista"/>
+        <w:numPr>
+          <w:ilvl w:val="0"/>
+          <w:numId w:val="20"/>
+        </w:numPr>
+        <w:spacing w:line="360" w:lineRule="auto"/>
+        <w:rPr>
+          <w:b/>
+          <w:bCs/>
+        </w:rPr>
+      </w:pPr>
+      <w:r>
+        <w:rPr>
+          <w:b/>
+          <w:bCs/>
+        </w:rPr>
+        <w:t>noble-secp256k1</w:t>
+      </w:r>
+    </w:p>
+    <w:p>
+      <w:pPr>
+        <w:pStyle w:val="Prrafodelista"/>
+        <w:spacing w:line="360" w:lineRule="auto"/>
+      </w:pPr>
+      <w:r>
+        <w:t>Criptografía con curvas elípticas secp256k1</w:t>
+      </w:r>
+    </w:p>
+    <w:p>
+      <w:pPr>
+        <w:pStyle w:val="Prrafodelista"/>
+        <w:spacing w:line="360" w:lineRule="auto"/>
+      </w:pPr>
+      <w:hyperlink r:id="rId100" w:history="1">
+        <w:r>
+          <w:rPr>
+            <w:rStyle w:val="Hipervnculo"/>
+          </w:rPr>
+          <w:t>https://github.com/paulmillr/noble-secp256k1</w:t>
+        </w:r>
+      </w:hyperlink>
+    </w:p>
+    <w:p>
+      <w:pPr>
+        <w:pStyle w:val="Prrafodelista"/>
+        <w:numPr>
+          <w:ilvl w:val="0"/>
+          <w:numId w:val="20"/>
+        </w:numPr>
+        <w:spacing w:line="360" w:lineRule="auto"/>
+        <w:rPr>
+          <w:b/>
+          <w:bCs/>
+        </w:rPr>
+      </w:pPr>
+      <w:proofErr w:type="spellStart"/>
+      <w:r>
+        <w:rPr>
+          <w:b/>
+          <w:bCs/>
+        </w:rPr>
+        <w:t>ecpair</w:t>
+      </w:r>
+      <w:proofErr w:type="spellEnd"/>
+    </w:p>
+    <w:p>
+      <w:pPr>
+        <w:pStyle w:val="Prrafodelista"/>
+        <w:spacing w:line="360" w:lineRule="auto"/>
+      </w:pPr>
+      <w:r>
+        <w:t>Generación de pares de claves</w:t>
+      </w:r>
+    </w:p>
+    <w:p>
+      <w:pPr>
+        <w:pStyle w:val="Prrafodelista"/>
+        <w:spacing w:line="360" w:lineRule="auto"/>
+      </w:pPr>
+      <w:hyperlink r:id="rId101" w:history="1">
+        <w:r>
+          <w:rPr>
+            <w:rStyle w:val="Hipervnculo"/>
+          </w:rPr>
+          <w:t>https://github.com/bitcoinjs/ecpair</w:t>
+        </w:r>
+      </w:hyperlink>
+    </w:p>
+    <w:p>
+      <w:r>
+        <w:br w:type="page"/>
+      </w:r>
+    </w:p>
+    <w:p>
+      <w:pPr>
+        <w:pStyle w:val="Prrafodelista"/>
+        <w:spacing w:line="360" w:lineRule="auto"/>
+        <w:rPr>
+          <w:b/>
+          <w:bCs/>
+          <w:sz w:val="28"/>
+          <w:szCs w:val="28"/>
+          <w:u w:val="single"/>
+        </w:rPr>
+      </w:pPr>
+      <w:r>
+        <w:rPr>
+          <w:b/>
+          <w:bCs/>
+          <w:sz w:val="28"/>
+          <w:szCs w:val="28"/>
+          <w:u w:val="single"/>
+        </w:rPr>
+        <w:lastRenderedPageBreak/>
+        <w:t>Diseño</w:t>
+      </w:r>
+    </w:p>
+    <w:p>
+      <w:pPr>
+        <w:pStyle w:val="Prrafodelista"/>
+        <w:numPr>
+          <w:ilvl w:val="0"/>
+          <w:numId w:val="20"/>
+        </w:numPr>
+        <w:spacing w:line="360" w:lineRule="auto"/>
+        <w:rPr>
+          <w:b/>
+          <w:bCs/>
+        </w:rPr>
+      </w:pPr>
+      <w:r>
+        <w:rPr>
+          <w:b/>
+          <w:bCs/>
+        </w:rPr>
+        <w:t>Miro</w:t>
+      </w:r>
+    </w:p>
+    <w:p>
+      <w:pPr>
+        <w:pStyle w:val="Prrafodelista"/>
+        <w:spacing w:line="360" w:lineRule="auto"/>
+      </w:pPr>
+      <w:r>
+        <w:t>Pizarra colaborativa online</w:t>
+      </w:r>
+    </w:p>
+    <w:p>
+      <w:pPr>
+        <w:pStyle w:val="Prrafodelista"/>
+        <w:spacing w:line="360" w:lineRule="auto"/>
+      </w:pPr>
+      <w:hyperlink r:id="rId102" w:history="1">
+        <w:r>
+          <w:rPr>
+            <w:rStyle w:val="Hipervnculo"/>
+          </w:rPr>
+          <w:t>https://miro.com/</w:t>
+        </w:r>
+      </w:hyperlink>
+    </w:p>
+    <w:p>
+      <w:pPr>
+        <w:pStyle w:val="Prrafodelista"/>
+        <w:numPr>
+          <w:ilvl w:val="0"/>
+          <w:numId w:val="20"/>
+        </w:numPr>
+        <w:spacing w:line="360" w:lineRule="auto"/>
+        <w:rPr>
+          <w:b/>
+          <w:bCs/>
+        </w:rPr>
+      </w:pPr>
+      <w:proofErr w:type="spellStart"/>
+      <w:r>
+        <w:rPr>
+          <w:b/>
+          <w:bCs/>
+        </w:rPr>
+        <w:t>Whimsical</w:t>
+      </w:r>
+      <w:proofErr w:type="spellEnd"/>
+    </w:p>
+    <w:p>
+      <w:pPr>
+        <w:pStyle w:val="Prrafodelista"/>
+        <w:spacing w:line="360" w:lineRule="auto"/>
+      </w:pPr>
+      <w:r>
+        <w:t>Herramienta para diagramas y mockups</w:t>
+      </w:r>
+    </w:p>
+    <w:p>
+      <w:pPr>
+        <w:pStyle w:val="Prrafodelista"/>
+        <w:spacing w:line="360" w:lineRule="auto"/>
+      </w:pPr>
+      <w:hyperlink r:id="rId103" w:history="1">
+        <w:r>
+          <w:rPr>
+            <w:rStyle w:val="Hipervnculo"/>
+          </w:rPr>
+          <w:t>https://whimsical.com/</w:t>
+        </w:r>
+      </w:hyperlink>
+    </w:p>
+    <w:p>
+      <w:pPr>
+        <w:pStyle w:val="Prrafodelista"/>
+        <w:numPr>
+          <w:ilvl w:val="0"/>
+          <w:numId w:val="20"/>
+        </w:numPr>
+        <w:spacing w:line="360" w:lineRule="auto"/>
+        <w:rPr>
+          <w:b/>
+          <w:bCs/>
+        </w:rPr>
+      </w:pPr>
+      <w:r>
+        <w:rPr>
+          <w:b/>
+          <w:bCs/>
+        </w:rPr>
+        <w:t xml:space="preserve">Adobe Photoshop &amp; </w:t>
+      </w:r>
+      <w:proofErr w:type="spellStart"/>
+      <w:r>
+        <w:rPr>
+          <w:b/>
+          <w:bCs/>
+        </w:rPr>
+        <w:t>Illustrator</w:t>
+      </w:r>
+      <w:proofErr w:type="spellEnd"/>
+    </w:p>
+    <w:p>
+      <w:pPr>
+        <w:pStyle w:val="Prrafodelista"/>
+        <w:spacing w:line="360" w:lineRule="auto"/>
+      </w:pPr>
+      <w:r>
+        <w:t>Diseño gráfico y edición visual</w:t>
+      </w:r>
+    </w:p>
+    <w:p>
+      <w:pPr>
+        <w:pStyle w:val="Prrafodelista"/>
+        <w:spacing w:line="360" w:lineRule="auto"/>
+      </w:pPr>
+      <w:hyperlink r:id="rId104" w:history="1">
+        <w:r>
+          <w:rPr>
+            <w:rStyle w:val="Hipervnculo"/>
+          </w:rPr>
+          <w:t>https://www.adobe.com/</w:t>
+        </w:r>
+      </w:hyperlink>
+    </w:p>
+    <w:p>
+      <w:pPr>
+        <w:pStyle w:val="Prrafodelista"/>
+        <w:spacing w:line="360" w:lineRule="auto"/>
+        <w:rPr>
+          <w:b/>
+          <w:bCs/>
+          <w:sz w:val="28"/>
+          <w:szCs w:val="28"/>
+          <w:u w:val="single"/>
+        </w:rPr>
+      </w:pPr>
+      <w:proofErr w:type="spellStart"/>
+      <w:r>
+        <w:rPr>
+          <w:b/>
+          <w:bCs/>
+          <w:sz w:val="28"/>
+          <w:szCs w:val="28"/>
+          <w:u w:val="single"/>
+        </w:rPr>
+        <w:t>Node</w:t>
+      </w:r>
+      <w:proofErr w:type="spellEnd"/>
+    </w:p>
+    <w:p>
+      <w:pPr>
+        <w:pStyle w:val="Prrafodelista"/>
+        <w:numPr>
+          <w:ilvl w:val="0"/>
+          <w:numId w:val="20"/>
+        </w:numPr>
+        <w:spacing w:line="360" w:lineRule="auto"/>
+        <w:rPr>
+          <w:b/>
+          <w:bCs/>
+        </w:rPr>
+      </w:pPr>
+      <w:r>
+        <w:rPr>
+          <w:b/>
+          <w:bCs/>
+        </w:rPr>
+        <w:t>Node.js</w:t>
+      </w:r>
+    </w:p>
+    <w:p>
+      <w:pPr>
+        <w:pStyle w:val="Prrafodelista"/>
+        <w:spacing w:line="360" w:lineRule="auto"/>
+      </w:pPr>
+      <w:r>
+        <w:t>Entorno de ejecución para JavaScript del lado servidor</w:t>
+      </w:r>
+    </w:p>
+    <w:p>
+      <w:pPr>
+        <w:pStyle w:val="Prrafodelista"/>
+        <w:spacing w:line="360" w:lineRule="auto"/>
+      </w:pPr>
+      <w:hyperlink r:id="rId105" w:history="1">
+        <w:r>
+          <w:rPr>
+            <w:rStyle w:val="Hipervnculo"/>
+          </w:rPr>
+          <w:t>https://nodejs.org/es</w:t>
+        </w:r>
+      </w:hyperlink>
+    </w:p>
+    <w:p>
+      <w:pPr>
+        <w:pStyle w:val="Prrafodelista"/>
+        <w:numPr>
+          <w:ilvl w:val="0"/>
+          <w:numId w:val="20"/>
+        </w:numPr>
+        <w:spacing w:line="360" w:lineRule="auto"/>
+        <w:rPr>
+          <w:b/>
+          <w:bCs/>
+        </w:rPr>
+      </w:pPr>
+      <w:r>
+        <w:rPr>
+          <w:b/>
+          <w:bCs/>
+        </w:rPr>
+        <w:t>Express.js</w:t>
+      </w:r>
+    </w:p>
+    <w:p>
+      <w:pPr>
+        <w:pStyle w:val="Prrafodelista"/>
+        <w:spacing w:line="360" w:lineRule="auto"/>
+      </w:pPr>
+      <w:r>
+        <w:t>Framework web minimalista para Node.js</w:t>
+      </w:r>
+    </w:p>
+    <w:p>
+      <w:pPr>
+        <w:pStyle w:val="Prrafodelista"/>
+        <w:spacing w:line="360" w:lineRule="auto"/>
+      </w:pPr>
+      <w:hyperlink r:id="rId106" w:history="1">
+        <w:r>
+          <w:rPr>
+            <w:rStyle w:val="Hipervnculo"/>
+          </w:rPr>
+          <w:t>https://expressjs.com/</w:t>
+        </w:r>
+      </w:hyperlink>
+    </w:p>
+    <w:p>
+      <w:pPr>
+        <w:pStyle w:val="Prrafodelista"/>
+        <w:numPr>
+          <w:ilvl w:val="0"/>
+          <w:numId w:val="20"/>
+        </w:numPr>
+        <w:spacing w:line="360" w:lineRule="auto"/>
+        <w:rPr>
+          <w:b/>
+          <w:bCs/>
+        </w:rPr>
+      </w:pPr>
+      <w:r>
+        <w:rPr>
+          <w:b/>
+          <w:bCs/>
+        </w:rPr>
+        <w:t>cookie-</w:t>
+      </w:r>
+      <w:proofErr w:type="spellStart"/>
+      <w:r>
+        <w:rPr>
+          <w:b/>
+          <w:bCs/>
+        </w:rPr>
+        <w:t>session</w:t>
+      </w:r>
+      <w:proofErr w:type="spellEnd"/>
+    </w:p>
+    <w:p>
+      <w:pPr>
+        <w:pStyle w:val="Prrafodelista"/>
+        <w:spacing w:line="360" w:lineRule="auto"/>
+      </w:pPr>
+      <w:r>
+        <w:t>Middleware de gestión de sesiones en Express</w:t>
+      </w:r>
+    </w:p>
+    <w:p>
+      <w:pPr>
+        <w:pStyle w:val="Prrafodelista"/>
+        <w:spacing w:line="360" w:lineRule="auto"/>
+      </w:pPr>
+      <w:hyperlink r:id="rId107" w:history="1">
+        <w:r>
+          <w:rPr>
+            <w:rStyle w:val="Hipervnculo"/>
+          </w:rPr>
+          <w:t>https://www.npmjs.com/package/cookie-session</w:t>
+        </w:r>
+      </w:hyperlink>
+    </w:p>
+    <w:p>
+      <w:pPr>
+        <w:pStyle w:val="Prrafodelista"/>
+        <w:numPr>
+          <w:ilvl w:val="0"/>
+          <w:numId w:val="20"/>
+        </w:numPr>
+        <w:spacing w:line="360" w:lineRule="auto"/>
+        <w:rPr>
+          <w:b/>
+          <w:bCs/>
+        </w:rPr>
+      </w:pPr>
+      <w:proofErr w:type="spellStart"/>
+      <w:r>
+        <w:rPr>
+          <w:b/>
+          <w:bCs/>
+        </w:rPr>
+        <w:t>bcrypt</w:t>
+      </w:r>
+      <w:proofErr w:type="spellEnd"/>
+    </w:p>
+    <w:p>
+      <w:pPr>
+        <w:pStyle w:val="Prrafodelista"/>
+        <w:spacing w:line="360" w:lineRule="auto"/>
+      </w:pPr>
+      <w:r>
+        <w:t>Librería para hash seguro de contraseñas</w:t>
+      </w:r>
+    </w:p>
+    <w:p>
+      <w:pPr>
+        <w:pStyle w:val="Prrafodelista"/>
+        <w:spacing w:line="360" w:lineRule="auto"/>
+      </w:pPr>
+      <w:hyperlink r:id="rId108" w:history="1">
+        <w:r>
+          <w:rPr>
+            <w:rStyle w:val="Hipervnculo"/>
+          </w:rPr>
+          <w:t>https://www.npmjs.com/package/bcrypt</w:t>
+        </w:r>
+      </w:hyperlink>
+    </w:p>
+    <w:p>
+      <w:pPr>
+        <w:pStyle w:val="Prrafodelista"/>
+        <w:numPr>
+          <w:ilvl w:val="0"/>
+          <w:numId w:val="20"/>
+        </w:numPr>
+        <w:spacing w:line="360" w:lineRule="auto"/>
+        <w:rPr>
+          <w:b/>
+          <w:bCs/>
+        </w:rPr>
+      </w:pPr>
+      <w:r>
+        <w:rPr>
+          <w:b/>
+          <w:bCs/>
+        </w:rPr>
+        <w:t>JWT (JSON Web Token)</w:t>
+      </w:r>
+    </w:p>
+    <w:p>
+      <w:pPr>
+        <w:pStyle w:val="Prrafodelista"/>
+        <w:spacing w:line="360" w:lineRule="auto"/>
+      </w:pPr>
+      <w:r>
+        <w:t>Estándar para autenticación con tokens</w:t>
+      </w:r>
+    </w:p>
+    <w:p>
+      <w:pPr>
+        <w:pStyle w:val="Prrafodelista"/>
+        <w:spacing w:line="360" w:lineRule="auto"/>
+      </w:pPr>
+      <w:hyperlink r:id="rId109" w:history="1">
+        <w:r>
+          <w:rPr>
+            <w:rStyle w:val="Hipervnculo"/>
+          </w:rPr>
+          <w:t>https://jwt.io/</w:t>
+        </w:r>
+      </w:hyperlink>
+    </w:p>
+    <w:p>
+      <w:pPr>
+        <w:pStyle w:val="Prrafodelista"/>
+        <w:numPr>
+          <w:ilvl w:val="0"/>
+          <w:numId w:val="20"/>
+        </w:numPr>
+        <w:spacing w:line="360" w:lineRule="auto"/>
+        <w:rPr>
+          <w:b/>
+          <w:bCs/>
+        </w:rPr>
+      </w:pPr>
+      <w:r>
+        <w:rPr>
+          <w:b/>
+          <w:bCs/>
+        </w:rPr>
+        <w:t>Socket.IO</w:t>
+      </w:r>
+    </w:p>
+    <w:p>
+      <w:pPr>
+        <w:pStyle w:val="Prrafodelista"/>
+        <w:spacing w:line="360" w:lineRule="auto"/>
+      </w:pPr>
+      <w:r>
+        <w:t xml:space="preserve">Comunicación en tiempo real por </w:t>
+      </w:r>
+      <w:proofErr w:type="spellStart"/>
+      <w:r>
+        <w:t>WebSockets</w:t>
+      </w:r>
+      <w:proofErr w:type="spellEnd"/>
+    </w:p>
+    <w:p>
+      <w:pPr>
+        <w:pStyle w:val="Prrafodelista"/>
+        <w:spacing w:line="360" w:lineRule="auto"/>
+      </w:pPr>
+      <w:hyperlink r:id="rId110" w:history="1">
+        <w:r>
+          <w:rPr>
+            <w:rStyle w:val="Hipervnculo"/>
+          </w:rPr>
+          <w:t>https://socket.io/</w:t>
+        </w:r>
+      </w:hyperlink>
+    </w:p>
+    <w:p>
+      <w:pPr>
+        <w:pStyle w:val="Prrafodelista"/>
+        <w:numPr>
+          <w:ilvl w:val="0"/>
+          <w:numId w:val="20"/>
+        </w:numPr>
+        <w:spacing w:line="360" w:lineRule="auto"/>
+        <w:rPr>
+          <w:b/>
+          <w:bCs/>
+        </w:rPr>
+      </w:pPr>
+      <w:proofErr w:type="spellStart"/>
+      <w:r>
+        <w:rPr>
+          <w:b/>
+          <w:bCs/>
+        </w:rPr>
+        <w:t>Nodemailer</w:t>
+      </w:r>
+      <w:proofErr w:type="spellEnd"/>
+    </w:p>
+    <w:p>
+      <w:pPr>
+        <w:pStyle w:val="Prrafodelista"/>
+        <w:spacing w:line="360" w:lineRule="auto"/>
+      </w:pPr>
+      <w:r>
+        <w:t>Envío de emails desde aplicaciones Node.js</w:t>
+      </w:r>
+    </w:p>
+    <w:p>
+      <w:pPr>
+        <w:pStyle w:val="Prrafodelista"/>
+        <w:spacing w:line="360" w:lineRule="auto"/>
+      </w:pPr>
+      <w:hyperlink r:id="rId111" w:history="1">
+        <w:r>
+          <w:rPr>
+            <w:rStyle w:val="Hipervnculo"/>
+          </w:rPr>
+          <w:t>https://nodemailer.com/</w:t>
+        </w:r>
+      </w:hyperlink>
+    </w:p>
+    <w:p>
+      <w:pPr>
+        <w:pStyle w:val="Prrafodelista"/>
+        <w:numPr>
+          <w:ilvl w:val="0"/>
+          <w:numId w:val="20"/>
+        </w:numPr>
+        <w:spacing w:line="360" w:lineRule="auto"/>
+        <w:rPr>
+          <w:b/>
+          <w:bCs/>
+        </w:rPr>
+      </w:pPr>
+      <w:r>
+        <w:rPr>
+          <w:b/>
+          <w:bCs/>
+        </w:rPr>
+        <w:t>MySQL</w:t>
+      </w:r>
+    </w:p>
+    <w:p>
+      <w:pPr>
+        <w:pStyle w:val="Prrafodelista"/>
+        <w:spacing w:line="360" w:lineRule="auto"/>
+      </w:pPr>
+      <w:r>
+        <w:t>Sistema de gestión de bases de datos relacional</w:t>
+      </w:r>
+    </w:p>
+    <w:p>
+      <w:pPr>
+        <w:pStyle w:val="Prrafodelista"/>
+        <w:spacing w:line="360" w:lineRule="auto"/>
+      </w:pPr>
+      <w:hyperlink r:id="rId112" w:history="1">
+        <w:r>
+          <w:rPr>
+            <w:rStyle w:val="Hipervnculo"/>
+          </w:rPr>
+          <w:t>https://www.mysql.com/</w:t>
+        </w:r>
+      </w:hyperlink>
+      <w:r>
+        <w:br w:type="page"/>
+      </w:r>
+    </w:p>
+    <w:p>
+      <w:pPr>
+        <w:pStyle w:val="Prrafodelista"/>
+        <w:spacing w:line="360" w:lineRule="auto"/>
+        <w:rPr>
+          <w:b/>
+          <w:bCs/>
+          <w:sz w:val="28"/>
+          <w:szCs w:val="28"/>
+          <w:u w:val="single"/>
+        </w:rPr>
+      </w:pPr>
+      <w:r>
+        <w:rPr>
+          <w:b/>
+          <w:bCs/>
+          <w:sz w:val="28"/>
+          <w:szCs w:val="28"/>
+          <w:u w:val="single"/>
+        </w:rPr>
+        <w:lastRenderedPageBreak/>
+        <w:t>Front</w:t>
+      </w:r>
+    </w:p>
+    <w:p>
+      <w:pPr>
+        <w:pStyle w:val="Prrafodelista"/>
+        <w:numPr>
+          <w:ilvl w:val="0"/>
+          <w:numId w:val="20"/>
+        </w:numPr>
+        <w:spacing w:line="360" w:lineRule="auto"/>
+        <w:rPr>
+          <w:b/>
+          <w:bCs/>
+        </w:rPr>
+      </w:pPr>
+      <w:r>
+        <w:rPr>
+          <w:b/>
+          <w:bCs/>
+        </w:rPr>
+        <w:t>Angular (v19)</w:t>
+      </w:r>
+    </w:p>
+    <w:p>
+      <w:pPr>
+        <w:pStyle w:val="Prrafodelista"/>
+        <w:spacing w:line="360" w:lineRule="auto"/>
+      </w:pPr>
+      <w:r>
+        <w:t xml:space="preserve">Framework </w:t>
       </w:r>
       <w:proofErr w:type="spellStart"/>
       <w:r>
@@ -17839,95 +18622,463 @@
       </w:r>
       <w:proofErr w:type="spellEnd"/>
       <w:r>
-        <w:t xml:space="preserve">, </w:t>
-      </w:r>
-      <w:proofErr w:type="spellStart"/>
-      <w:r>
-        <w:t>backend</w:t>
-      </w:r>
-      <w:proofErr w:type="spellEnd"/>
-      <w:r>
-        <w:t xml:space="preserve"> y lógica de negocio. Este diseño permite que cada parte del sistema pueda evolucionar independientemente, favoreciendo el mantenimiento a largo plazo y facilitando la implementación de futuras mejoras o cambios tecnológicos sin comprometer la estabilidad del sistema global. El uso de servicios desacoplados, controladores bien definidos y validaciones centralizadas ha sido clave para lograr un código limpio y escalable.</w:t>
-      </w:r>
-    </w:p>
-    <w:p>
-      <w:pPr>
-        <w:pStyle w:val="Prrafodelista"/>
-        <w:spacing w:line="360" w:lineRule="auto"/>
-      </w:pPr>
-    </w:p>
-    <w:p>
-      <w:pPr>
-        <w:pStyle w:val="Prrafodelista"/>
-        <w:spacing w:line="360" w:lineRule="auto"/>
-      </w:pPr>
-      <w:r>
-        <w:t xml:space="preserve">Adaptabilidad y aprendizaje continuo, evidenciado en la migración desde Java y </w:t>
-      </w:r>
-      <w:proofErr w:type="spellStart"/>
-      <w:r>
-        <w:t>Thymeleaf</w:t>
-      </w:r>
-      <w:proofErr w:type="spellEnd"/>
-      <w:r>
-        <w:t xml:space="preserve"> hasta Angular 19 y Node.js</w:t>
-      </w:r>
-    </w:p>
-    <w:p>
-      <w:pPr>
-        <w:pStyle w:val="Prrafodelista"/>
-        <w:spacing w:line="360" w:lineRule="auto"/>
-      </w:pPr>
-      <w:r>
-        <w:t xml:space="preserve">A lo largo del proyecto se han realizado varias migraciones tecnológicas estratégicas, no por capricho, sino como resultado de un análisis constante de necesidades técnicas y limitaciones. Se comenzó con una arquitectura monolítica en Java con plantillas </w:t>
-      </w:r>
-      <w:proofErr w:type="spellStart"/>
-      <w:r>
-        <w:t>Thymeleaf</w:t>
-      </w:r>
-      <w:proofErr w:type="spellEnd"/>
-      <w:r>
-        <w:t xml:space="preserve">, pero se migró progresivamente a Node.js y Express para aprovechar mejor las librerías del ecosistema Bitcoin, mayormente escritas en JavaScript. Finalmente, el </w:t>
-      </w:r>
-      <w:proofErr w:type="spellStart"/>
-      <w:r>
-        <w:t>frontend</w:t>
-      </w:r>
-      <w:proofErr w:type="spellEnd"/>
-      <w:r>
-        <w:t xml:space="preserve"> se reescribió desde cero utilizando Angular 19, lo que permitió construir una interfaz moderna, </w:t>
-      </w:r>
-      <w:r>
-        <w:lastRenderedPageBreak/>
-        <w:t>mantenible y basada en componentes. Este recorrido demuestra una fuerte capacidad de adaptación y aprendizaje autónomo, algo imprescindible en el desarrollo web actual.</w:t>
-      </w:r>
-    </w:p>
-    <w:p>
-      <w:pPr>
-        <w:pStyle w:val="Prrafodelista"/>
-        <w:spacing w:line="360" w:lineRule="auto"/>
-      </w:pPr>
-    </w:p>
-    <w:p>
-      <w:pPr>
-        <w:pStyle w:val="Prrafodelista"/>
-        <w:spacing w:line="360" w:lineRule="auto"/>
-      </w:pPr>
-      <w:r>
-        <w:t>Claridad y sencillez de la interfaz, permitiendo que usuarios sin conocimientos técnicos profundos puedan utilizar la aplicación fácilmente</w:t>
-      </w:r>
-    </w:p>
-    <w:p>
-      <w:pPr>
-        <w:pStyle w:val="Prrafodelista"/>
-        <w:spacing w:line="360" w:lineRule="auto"/>
-      </w:pPr>
-      <w:r>
-        <w:t>Uno de los objetivos principales ha sido crear una experiencia de usuario accesible y directa, incluso para personas sin conocimientos técnicos o experiencia previa con criptomonedas. Las pantallas han sido diseñadas siguiendo criterios de simplicidad visual y navegación intuitiva, con un flujo guiado desde el registro hasta la ejecución de una transacción. Se han incorporado elementos como códigos QR, filtros por ubicación y chats integrados para que todo el proceso de compraventa pueda realizarse de forma fluida y sin necesidad de asistencia externa. Esta orientación a la usabilidad resulta esencial para fomentar la adopción real de la plataforma.</w:t>
-      </w:r>
+        <w:t xml:space="preserve"> para aplicaciones SPA</w:t>
+      </w:r>
+    </w:p>
+    <w:p>
+      <w:pPr>
+        <w:pStyle w:val="Prrafodelista"/>
+        <w:spacing w:line="360" w:lineRule="auto"/>
+      </w:pPr>
+      <w:hyperlink r:id="rId113" w:history="1">
+        <w:r>
+          <w:rPr>
+            <w:rStyle w:val="Hipervnculo"/>
+          </w:rPr>
+          <w:t>https://angular.io/</w:t>
+        </w:r>
+      </w:hyperlink>
+    </w:p>
+    <w:p>
+      <w:pPr>
+        <w:pStyle w:val="Prrafodelista"/>
+        <w:numPr>
+          <w:ilvl w:val="0"/>
+          <w:numId w:val="20"/>
+        </w:numPr>
+        <w:spacing w:line="360" w:lineRule="auto"/>
+        <w:rPr>
+          <w:b/>
+          <w:bCs/>
+        </w:rPr>
+      </w:pPr>
+      <w:proofErr w:type="spellStart"/>
+      <w:r>
+        <w:rPr>
+          <w:b/>
+          <w:bCs/>
+        </w:rPr>
+        <w:t>jsQR</w:t>
+      </w:r>
+      <w:proofErr w:type="spellEnd"/>
+    </w:p>
+    <w:p>
+      <w:pPr>
+        <w:pStyle w:val="Prrafodelista"/>
+        <w:spacing w:line="360" w:lineRule="auto"/>
+      </w:pPr>
+      <w:r>
+        <w:t>Lectura de códigos QR desde HTML5</w:t>
+      </w:r>
+    </w:p>
+    <w:p>
+      <w:pPr>
+        <w:pStyle w:val="Prrafodelista"/>
+        <w:spacing w:line="360" w:lineRule="auto"/>
+      </w:pPr>
+      <w:hyperlink r:id="rId114" w:history="1">
+        <w:r>
+          <w:rPr>
+            <w:rStyle w:val="Hipervnculo"/>
+          </w:rPr>
+          <w:t>https://github.com/cozmo/jsQR</w:t>
+        </w:r>
+      </w:hyperlink>
+    </w:p>
+    <w:p>
+      <w:pPr>
+        <w:pStyle w:val="Prrafodelista"/>
+        <w:numPr>
+          <w:ilvl w:val="0"/>
+          <w:numId w:val="20"/>
+        </w:numPr>
+        <w:spacing w:line="360" w:lineRule="auto"/>
+        <w:rPr>
+          <w:b/>
+          <w:bCs/>
+        </w:rPr>
+      </w:pPr>
+      <w:proofErr w:type="spellStart"/>
+      <w:r>
+        <w:rPr>
+          <w:b/>
+          <w:bCs/>
+        </w:rPr>
+        <w:t>qrcode-generator</w:t>
+      </w:r>
+      <w:proofErr w:type="spellEnd"/>
+    </w:p>
+    <w:p>
+      <w:pPr>
+        <w:pStyle w:val="Prrafodelista"/>
+        <w:spacing w:line="360" w:lineRule="auto"/>
+      </w:pPr>
+      <w:r>
+        <w:t>Generación de códigos QR</w:t>
+      </w:r>
+    </w:p>
+    <w:p>
+      <w:pPr>
+        <w:pStyle w:val="Prrafodelista"/>
+        <w:spacing w:line="360" w:lineRule="auto"/>
+      </w:pPr>
+      <w:hyperlink r:id="rId115" w:history="1">
+        <w:r>
+          <w:rPr>
+            <w:rStyle w:val="Hipervnculo"/>
+          </w:rPr>
+          <w:t>https://github.com/kazuhikoarase/qrcode-generator</w:t>
+        </w:r>
+      </w:hyperlink>
+    </w:p>
+    <w:p>
+      <w:pPr>
+        <w:pStyle w:val="Prrafodelista"/>
+        <w:spacing w:line="360" w:lineRule="auto"/>
+      </w:pPr>
+    </w:p>
+    <w:p>
+      <w:pPr>
+        <w:pStyle w:val="Prrafodelista"/>
+        <w:spacing w:line="360" w:lineRule="auto"/>
+        <w:rPr>
+          <w:b/>
+          <w:bCs/>
+          <w:sz w:val="28"/>
+          <w:szCs w:val="28"/>
+          <w:u w:val="single"/>
+        </w:rPr>
+      </w:pPr>
+      <w:proofErr w:type="spellStart"/>
+      <w:r>
+        <w:rPr>
+          <w:b/>
+          <w:bCs/>
+          <w:sz w:val="28"/>
+          <w:szCs w:val="28"/>
+          <w:u w:val="single"/>
+        </w:rPr>
+        <w:t>Testing</w:t>
+      </w:r>
+      <w:proofErr w:type="spellEnd"/>
+    </w:p>
+    <w:p>
+      <w:pPr>
+        <w:pStyle w:val="Prrafodelista"/>
+        <w:numPr>
+          <w:ilvl w:val="0"/>
+          <w:numId w:val="20"/>
+        </w:numPr>
+        <w:spacing w:line="360" w:lineRule="auto"/>
+        <w:rPr>
+          <w:b/>
+          <w:bCs/>
+        </w:rPr>
+      </w:pPr>
+      <w:proofErr w:type="spellStart"/>
+      <w:r>
+        <w:rPr>
+          <w:b/>
+          <w:bCs/>
+        </w:rPr>
+        <w:t>Jest</w:t>
+      </w:r>
+      <w:proofErr w:type="spellEnd"/>
+    </w:p>
+    <w:p>
+      <w:pPr>
+        <w:pStyle w:val="Prrafodelista"/>
+        <w:spacing w:line="360" w:lineRule="auto"/>
+      </w:pPr>
+      <w:r>
+        <w:t xml:space="preserve">Framework de </w:t>
+      </w:r>
+      <w:proofErr w:type="spellStart"/>
+      <w:r>
+        <w:t>testing</w:t>
+      </w:r>
+      <w:proofErr w:type="spellEnd"/>
+      <w:r>
+        <w:t xml:space="preserve"> para JavaScript/</w:t>
+      </w:r>
+      <w:proofErr w:type="spellStart"/>
+      <w:r>
+        <w:t>TypeScript</w:t>
+      </w:r>
+      <w:proofErr w:type="spellEnd"/>
+    </w:p>
+    <w:p>
+      <w:pPr>
+        <w:pStyle w:val="Prrafodelista"/>
+        <w:spacing w:line="360" w:lineRule="auto"/>
+      </w:pPr>
+      <w:hyperlink r:id="rId116" w:history="1">
+        <w:r>
+          <w:rPr>
+            <w:rStyle w:val="Hipervnculo"/>
+          </w:rPr>
+          <w:t>https://jestjs.io/</w:t>
+        </w:r>
+      </w:hyperlink>
+    </w:p>
+    <w:p>
+      <w:pPr>
+        <w:pStyle w:val="Prrafodelista"/>
+        <w:numPr>
+          <w:ilvl w:val="0"/>
+          <w:numId w:val="20"/>
+        </w:numPr>
+        <w:spacing w:line="360" w:lineRule="auto"/>
+        <w:rPr>
+          <w:b/>
+          <w:bCs/>
+        </w:rPr>
+      </w:pPr>
+      <w:r>
+        <w:rPr>
+          <w:b/>
+          <w:bCs/>
+        </w:rPr>
+        <w:t xml:space="preserve">Visual Studio </w:t>
+      </w:r>
+      <w:proofErr w:type="spellStart"/>
+      <w:r>
+        <w:rPr>
+          <w:b/>
+          <w:bCs/>
+        </w:rPr>
+        <w:t>Code</w:t>
+      </w:r>
+      <w:proofErr w:type="spellEnd"/>
+      <w:r>
+        <w:rPr>
+          <w:b/>
+          <w:bCs/>
+        </w:rPr>
+        <w:t xml:space="preserve"> - </w:t>
+      </w:r>
+      <w:proofErr w:type="spellStart"/>
+      <w:r>
+        <w:rPr>
+          <w:b/>
+          <w:bCs/>
+        </w:rPr>
+        <w:t>Jest</w:t>
+      </w:r>
+      <w:proofErr w:type="spellEnd"/>
+      <w:r>
+        <w:rPr>
+          <w:b/>
+          <w:bCs/>
+        </w:rPr>
+        <w:t xml:space="preserve"> </w:t>
+      </w:r>
+      <w:proofErr w:type="spellStart"/>
+      <w:r>
+        <w:rPr>
+          <w:b/>
+          <w:bCs/>
+        </w:rPr>
+        <w:t>Extension</w:t>
+      </w:r>
+      <w:proofErr w:type="spellEnd"/>
+    </w:p>
+    <w:p>
+      <w:pPr>
+        <w:pStyle w:val="Prrafodelista"/>
+        <w:spacing w:line="360" w:lineRule="auto"/>
+      </w:pPr>
+      <w:r>
+        <w:t>Extensión para visualizar cobertura</w:t>
+      </w:r>
+    </w:p>
+    <w:p>
+      <w:pPr>
+        <w:pStyle w:val="Prrafodelista"/>
+        <w:spacing w:line="360" w:lineRule="auto"/>
+      </w:pPr>
+      <w:hyperlink r:id="rId117" w:history="1">
+        <w:r>
+          <w:rPr>
+            <w:rStyle w:val="Hipervnculo"/>
+          </w:rPr>
+          <w:t>https://marketplace.visualstudio.com/items?itemName=Orta.vscode-jest</w:t>
+        </w:r>
+      </w:hyperlink>
+    </w:p>
+    <w:p>
+      <w:pPr>
+        <w:pStyle w:val="Prrafodelista"/>
+        <w:numPr>
+          <w:ilvl w:val="0"/>
+          <w:numId w:val="20"/>
+        </w:numPr>
+        <w:spacing w:line="360" w:lineRule="auto"/>
+        <w:rPr>
+          <w:b/>
+          <w:bCs/>
+        </w:rPr>
+      </w:pPr>
+      <w:r>
+        <w:rPr>
+          <w:b/>
+          <w:bCs/>
+        </w:rPr>
+        <w:t>Karma</w:t>
+      </w:r>
+    </w:p>
+    <w:p>
+      <w:pPr>
+        <w:pStyle w:val="Prrafodelista"/>
+        <w:spacing w:line="360" w:lineRule="auto"/>
+      </w:pPr>
+      <w:r>
+        <w:t>Test runner para JavaScript, usado en Angular</w:t>
+      </w:r>
+    </w:p>
+    <w:p>
+      <w:pPr>
+        <w:pStyle w:val="Prrafodelista"/>
+        <w:spacing w:line="360" w:lineRule="auto"/>
+      </w:pPr>
+      <w:hyperlink r:id="rId118" w:history="1">
+        <w:r>
+          <w:rPr>
+            <w:rStyle w:val="Hipervnculo"/>
+          </w:rPr>
+          <w:t>https://karma-runner.github.io/</w:t>
+        </w:r>
+      </w:hyperlink>
+    </w:p>
+    <w:p>
+      <w:pPr>
+        <w:pStyle w:val="Prrafodelista"/>
+        <w:numPr>
+          <w:ilvl w:val="0"/>
+          <w:numId w:val="20"/>
+        </w:numPr>
+        <w:spacing w:line="360" w:lineRule="auto"/>
+        <w:rPr>
+          <w:b/>
+          <w:bCs/>
+        </w:rPr>
+      </w:pPr>
+      <w:r>
+        <w:rPr>
+          <w:b/>
+          <w:bCs/>
+        </w:rPr>
+        <w:t>Jasmine</w:t>
+      </w:r>
+    </w:p>
+    <w:p>
+      <w:pPr>
+        <w:pStyle w:val="Prrafodelista"/>
+        <w:spacing w:line="360" w:lineRule="auto"/>
+      </w:pPr>
+      <w:r>
+        <w:t xml:space="preserve">Framework de </w:t>
+      </w:r>
+      <w:proofErr w:type="spellStart"/>
+      <w:r>
+        <w:t>testing</w:t>
+      </w:r>
+      <w:proofErr w:type="spellEnd"/>
+      <w:r>
+        <w:t xml:space="preserve"> BDD para JavaScript</w:t>
+      </w:r>
+    </w:p>
+    <w:p>
+      <w:pPr>
+        <w:pStyle w:val="Prrafodelista"/>
+        <w:spacing w:line="360" w:lineRule="auto"/>
+      </w:pPr>
+      <w:hyperlink r:id="rId119" w:history="1">
+        <w:r>
+          <w:rPr>
+            <w:rStyle w:val="Hipervnculo"/>
+          </w:rPr>
+          <w:t>https://jasmine.github.io/</w:t>
+        </w:r>
+      </w:hyperlink>
+    </w:p>
+    <w:p>
+      <w:pPr>
+        <w:pStyle w:val="Prrafodelista"/>
+        <w:spacing w:line="360" w:lineRule="auto"/>
+      </w:pPr>
+    </w:p>
+    <w:p>
+      <w:pPr>
+        <w:pStyle w:val="Prrafodelista"/>
+        <w:spacing w:line="360" w:lineRule="auto"/>
+        <w:rPr>
+          <w:b/>
+          <w:bCs/>
+          <w:sz w:val="28"/>
+          <w:szCs w:val="28"/>
+          <w:u w:val="single"/>
+        </w:rPr>
+      </w:pPr>
+      <w:r>
+        <w:rPr>
+          <w:b/>
+          <w:bCs/>
+          <w:sz w:val="28"/>
+          <w:szCs w:val="28"/>
+          <w:u w:val="single"/>
+        </w:rPr>
+        <w:t>DESPLIEGUE</w:t>
+      </w:r>
+    </w:p>
+    <w:p>
+      <w:pPr>
+        <w:pStyle w:val="Prrafodelista"/>
+        <w:numPr>
+          <w:ilvl w:val="0"/>
+          <w:numId w:val="20"/>
+        </w:numPr>
+        <w:spacing w:line="360" w:lineRule="auto"/>
+        <w:rPr>
+          <w:b/>
+          <w:bCs/>
+        </w:rPr>
+      </w:pPr>
+      <w:proofErr w:type="spellStart"/>
+      <w:r>
+        <w:rPr>
+          <w:b/>
+          <w:bCs/>
+        </w:rPr>
+        <w:t>Vultr</w:t>
+      </w:r>
+      <w:proofErr w:type="spellEnd"/>
+    </w:p>
+    <w:p>
+      <w:pPr>
+        <w:pStyle w:val="Prrafodelista"/>
+        <w:spacing w:line="360" w:lineRule="auto"/>
+      </w:pPr>
+      <w:r>
+        <w:t>Hosting VPS elegido para el despliegue</w:t>
+      </w:r>
+    </w:p>
+    <w:p>
+      <w:pPr>
+        <w:pStyle w:val="Prrafodelista"/>
+        <w:spacing w:line="360" w:lineRule="auto"/>
+      </w:pPr>
+      <w:hyperlink r:id="rId120" w:history="1">
+        <w:r>
+          <w:rPr>
+            <w:rStyle w:val="Hipervnculo"/>
+          </w:rPr>
+          <w:t>https://www.vultr.com/</w:t>
+        </w:r>
+      </w:hyperlink>
     </w:p>
     <w:sectPr>
-      <w:headerReference w:type="default" r:id="rId97"/>
+      <w:headerReference w:type="default" r:id="rId121"/>
       <w:pgSz w:w="11906" w:h="16838"/>
       <w:pgMar w:top="1417" w:right="1701" w:bottom="1417" w:left="1701" w:header="708" w:footer="708" w:gutter="0"/>
       <w:cols w:space="708"/>
@@ -20218,9 +21369,9 @@
     </w:lvl>
   </w:abstractNum>
   <w:abstractNum w:abstractNumId="13" w15:restartNumberingAfterBreak="0">
-    <w:nsid w:val="5A035E7B"/>
+    <w:nsid w:val="58840D8F"/>
     <w:multiLevelType w:val="hybridMultilevel"/>
-    <w:tmpl w:val="569C2FA4"/>
+    <w:tmpl w:val="AC888730"/>
     <w:lvl w:ilvl="0" w:tplc="FFFFFFFF">
       <w:start w:val="1"/>
       <w:numFmt w:val="decimal"/>
@@ -20306,16 +21457,16 @@
     </w:lvl>
   </w:abstractNum>
   <w:abstractNum w:abstractNumId="14" w15:restartNumberingAfterBreak="0">
-    <w:nsid w:val="60893329"/>
+    <w:nsid w:val="5A035E7B"/>
     <w:multiLevelType w:val="hybridMultilevel"/>
-    <w:tmpl w:val="CE9823CE"/>
+    <w:tmpl w:val="569C2FA4"/>
     <w:lvl w:ilvl="0" w:tplc="FFFFFFFF">
       <w:start w:val="1"/>
       <w:numFmt w:val="decimal"/>
       <w:lvlText w:val="%1."/>
       <w:lvlJc w:val="left"/>
       <w:pPr>
-        <w:ind w:left="1776" w:hanging="360"/>
+        <w:ind w:left="720" w:hanging="360"/>
       </w:pPr>
     </w:lvl>
     <w:lvl w:ilvl="1" w:tplc="FFFFFFFF">
@@ -20324,7 +21475,7 @@
       <w:lvlText w:val="%2."/>
       <w:lvlJc w:val="left"/>
       <w:pPr>
-        <w:ind w:left="2496" w:hanging="360"/>
+        <w:ind w:left="1440" w:hanging="360"/>
       </w:pPr>
     </w:lvl>
     <w:lvl w:ilvl="2" w:tplc="FFFFFFFF">
@@ -20333,7 +21484,7 @@
       <w:lvlText w:val="%3."/>
       <w:lvlJc w:val="right"/>
       <w:pPr>
-        <w:ind w:left="3216" w:hanging="180"/>
+        <w:ind w:left="2160" w:hanging="180"/>
       </w:pPr>
     </w:lvl>
     <w:lvl w:ilvl="3" w:tplc="FFFFFFFF">
@@ -20341,7 +21492,7 @@
       <w:lvlText w:val="-"/>
       <w:lvlJc w:val="left"/>
       <w:pPr>
-        <w:ind w:left="3936" w:hanging="360"/>
+        <w:ind w:left="2880" w:hanging="360"/>
       </w:pPr>
       <w:rPr>
         <w:rFonts w:ascii="Arial" w:eastAsiaTheme="minorHAnsi" w:hAnsi="Arial" w:cs="Arial" w:hint="default"/>
@@ -20353,7 +21504,7 @@
       <w:lvlText w:val="%5."/>
       <w:lvlJc w:val="left"/>
       <w:pPr>
-        <w:ind w:left="4656" w:hanging="360"/>
+        <w:ind w:left="3600" w:hanging="360"/>
       </w:pPr>
     </w:lvl>
     <w:lvl w:ilvl="5" w:tplc="FFFFFFFF" w:tentative="1">
@@ -20362,7 +21513,7 @@
       <w:lvlText w:val="%6."/>
       <w:lvlJc w:val="right"/>
       <w:pPr>
-        <w:ind w:left="5376" w:hanging="180"/>
+        <w:ind w:left="4320" w:hanging="180"/>
       </w:pPr>
     </w:lvl>
     <w:lvl w:ilvl="6" w:tplc="FFFFFFFF" w:tentative="1">
@@ -20371,7 +21522,7 @@
       <w:lvlText w:val="%7."/>
       <w:lvlJc w:val="left"/>
       <w:pPr>
-        <w:ind w:left="6096" w:hanging="360"/>
+        <w:ind w:left="5040" w:hanging="360"/>
       </w:pPr>
     </w:lvl>
     <w:lvl w:ilvl="7" w:tplc="FFFFFFFF" w:tentative="1">
@@ -20380,7 +21531,7 @@
       <w:lvlText w:val="%8."/>
       <w:lvlJc w:val="left"/>
       <w:pPr>
-        <w:ind w:left="6816" w:hanging="360"/>
+        <w:ind w:left="5760" w:hanging="360"/>
       </w:pPr>
     </w:lvl>
     <w:lvl w:ilvl="8" w:tplc="FFFFFFFF" w:tentative="1">
@@ -20389,14 +21540,102 @@
       <w:lvlText w:val="%9."/>
       <w:lvlJc w:val="right"/>
       <w:pPr>
-        <w:ind w:left="7536" w:hanging="180"/>
+        <w:ind w:left="6480" w:hanging="180"/>
       </w:pPr>
     </w:lvl>
   </w:abstractNum>
   <w:abstractNum w:abstractNumId="15" w15:restartNumberingAfterBreak="0">
+    <w:nsid w:val="60893329"/>
+    <w:multiLevelType w:val="hybridMultilevel"/>
+    <w:tmpl w:val="CE9823CE"/>
+    <w:lvl w:ilvl="0" w:tplc="FFFFFFFF">
+      <w:start w:val="1"/>
+      <w:numFmt w:val="decimal"/>
+      <w:lvlText w:val="%1."/>
+      <w:lvlJc w:val="left"/>
+      <w:pPr>
+        <w:ind w:left="1776" w:hanging="360"/>
+      </w:pPr>
+    </w:lvl>
+    <w:lvl w:ilvl="1" w:tplc="FFFFFFFF">
+      <w:start w:val="1"/>
+      <w:numFmt w:val="lowerLetter"/>
+      <w:lvlText w:val="%2."/>
+      <w:lvlJc w:val="left"/>
+      <w:pPr>
+        <w:ind w:left="2496" w:hanging="360"/>
+      </w:pPr>
+    </w:lvl>
+    <w:lvl w:ilvl="2" w:tplc="FFFFFFFF">
+      <w:start w:val="1"/>
+      <w:numFmt w:val="lowerRoman"/>
+      <w:lvlText w:val="%3."/>
+      <w:lvlJc w:val="right"/>
+      <w:pPr>
+        <w:ind w:left="3216" w:hanging="180"/>
+      </w:pPr>
+    </w:lvl>
+    <w:lvl w:ilvl="3" w:tplc="FFFFFFFF">
+      <w:numFmt w:val="bullet"/>
+      <w:lvlText w:val="-"/>
+      <w:lvlJc w:val="left"/>
+      <w:pPr>
+        <w:ind w:left="3936" w:hanging="360"/>
+      </w:pPr>
+      <w:rPr>
+        <w:rFonts w:ascii="Arial" w:eastAsiaTheme="minorHAnsi" w:hAnsi="Arial" w:cs="Arial" w:hint="default"/>
+      </w:rPr>
+    </w:lvl>
+    <w:lvl w:ilvl="4" w:tplc="FFFFFFFF" w:tentative="1">
+      <w:start w:val="1"/>
+      <w:numFmt w:val="lowerLetter"/>
+      <w:lvlText w:val="%5."/>
+      <w:lvlJc w:val="left"/>
+      <w:pPr>
+        <w:ind w:left="4656" w:hanging="360"/>
+      </w:pPr>
+    </w:lvl>
+    <w:lvl w:ilvl="5" w:tplc="FFFFFFFF" w:tentative="1">
+      <w:start w:val="1"/>
+      <w:numFmt w:val="lowerRoman"/>
+      <w:lvlText w:val="%6."/>
+      <w:lvlJc w:val="right"/>
+      <w:pPr>
+        <w:ind w:left="5376" w:hanging="180"/>
+      </w:pPr>
+    </w:lvl>
+    <w:lvl w:ilvl="6" w:tplc="FFFFFFFF" w:tentative="1">
+      <w:start w:val="1"/>
+      <w:numFmt w:val="decimal"/>
+      <w:lvlText w:val="%7."/>
+      <w:lvlJc w:val="left"/>
+      <w:pPr>
+        <w:ind w:left="6096" w:hanging="360"/>
+      </w:pPr>
+    </w:lvl>
+    <w:lvl w:ilvl="7" w:tplc="FFFFFFFF" w:tentative="1">
+      <w:start w:val="1"/>
+      <w:numFmt w:val="lowerLetter"/>
+      <w:lvlText w:val="%8."/>
+      <w:lvlJc w:val="left"/>
+      <w:pPr>
+        <w:ind w:left="6816" w:hanging="360"/>
+      </w:pPr>
+    </w:lvl>
+    <w:lvl w:ilvl="8" w:tplc="FFFFFFFF" w:tentative="1">
+      <w:start w:val="1"/>
+      <w:numFmt w:val="lowerRoman"/>
+      <w:lvlText w:val="%9."/>
+      <w:lvlJc w:val="right"/>
+      <w:pPr>
+        <w:ind w:left="7536" w:hanging="180"/>
+      </w:pPr>
+    </w:lvl>
+  </w:abstractNum>
+  <w:abstractNum w:abstractNumId="16" w15:restartNumberingAfterBreak="0">
     <w:nsid w:val="635D2C82"/>
     <w:multiLevelType w:val="hybridMultilevel"/>
-    <w:tmpl w:val="2190F15E"/>
+    <w:tmpl w:val="2FCABD84"/>
     <w:lvl w:ilvl="0" w:tplc="0C0A000F">
       <w:start w:val="1"/>
       <w:numFmt w:val="decimal"/>
@@ -20481,7 +21720,7 @@
       </w:pPr>
     </w:lvl>
   </w:abstractNum>
-  <w:abstractNum w:abstractNumId="16" w15:restartNumberingAfterBreak="0">
+  <w:abstractNum w:abstractNumId="17" w15:restartNumberingAfterBreak="0">
     <w:nsid w:val="69356EA5"/>
     <w:multiLevelType w:val="hybridMultilevel"/>
     <w:tmpl w:val="035637E6"/>
@@ -20594,7 +21833,7 @@
       </w:rPr>
     </w:lvl>
   </w:abstractNum>
-  <w:abstractNum w:abstractNumId="17" w15:restartNumberingAfterBreak="0">
+  <w:abstractNum w:abstractNumId="18" w15:restartNumberingAfterBreak="0">
     <w:nsid w:val="6C705CC5"/>
     <w:multiLevelType w:val="hybridMultilevel"/>
     <w:tmpl w:val="F31C0A2A"/>
@@ -20708,7 +21947,7 @@
       </w:rPr>
     </w:lvl>
   </w:abstractNum>
-  <w:abstractNum w:abstractNumId="18" w15:restartNumberingAfterBreak="0">
+  <w:abstractNum w:abstractNumId="19" w15:restartNumberingAfterBreak="0">
     <w:nsid w:val="6F6720DD"/>
     <w:multiLevelType w:val="multilevel"/>
     <w:tmpl w:val="F05A2D0E"/>
@@ -20858,10 +22097,10 @@
     </w:lvl>
   </w:abstractNum>
   <w:num w:numId="1" w16cid:durableId="577129809">
-    <w:abstractNumId w:val="15"/>
+    <w:abstractNumId w:val="16"/>
   </w:num>
   <w:num w:numId="2" w16cid:durableId="1826823165">
-    <w:abstractNumId w:val="13"/>
+    <w:abstractNumId w:val="14"/>
   </w:num>
   <w:num w:numId="3" w16cid:durableId="1158495895">
     <w:abstractNumId w:val="8"/>
@@ -20870,7 +22109,7 @@
     <w:abstractNumId w:val="3"/>
   </w:num>
   <w:num w:numId="5" w16cid:durableId="1816482275">
-    <w:abstractNumId w:val="17"/>
+    <w:abstractNumId w:val="18"/>
   </w:num>
   <w:num w:numId="6" w16cid:durableId="666523094">
     <w:abstractNumId w:val="11"/>
@@ -20885,7 +22124,7 @@
     <w:abstractNumId w:val="9"/>
   </w:num>
   <w:num w:numId="10" w16cid:durableId="1933463593">
-    <w:abstractNumId w:val="14"/>
+    <w:abstractNumId w:val="15"/>
   </w:num>
   <w:num w:numId="11" w16cid:durableId="1409035374">
     <w:abstractNumId w:val="5"/>
@@ -20897,7 +22136,7 @@
     <w:abstractNumId w:val="4"/>
   </w:num>
   <w:num w:numId="14" w16cid:durableId="1521889548">
-    <w:abstractNumId w:val="16"/>
+    <w:abstractNumId w:val="17"/>
   </w:num>
   <w:num w:numId="15" w16cid:durableId="769155425">
     <w:abstractNumId w:val="6"/>
@@ -20909,10 +22148,13 @@
     <w:abstractNumId w:val="2"/>
   </w:num>
   <w:num w:numId="18" w16cid:durableId="1867324327">
-    <w:abstractNumId w:val="18"/>
+    <w:abstractNumId w:val="19"/>
   </w:num>
   <w:num w:numId="19" w16cid:durableId="47733333">
     <w:abstractNumId w:val="0"/>
+  </w:num>
+  <w:num w:numId="20" w16cid:durableId="1642229404">
+    <w:abstractNumId w:val="13"/>
   </w:num>
 </w:numbering>
 </file>
@@ -21518,7 +22760,6 @@
   <w:style w:type="character" w:default="1" w:styleId="Fuentedeprrafopredeter">
     <w:name w:val="Default Paragraph Font"/>
     <w:uiPriority w:val="1"/>
-    <w:semiHidden/>
     <w:unhideWhenUsed/>
   </w:style>
   <w:style w:type="table" w:default="1" w:styleId="Tablanormal">
